--- a/20257007-李振-车道线检测实验.docx
+++ b/20257007-李振-车道线检测实验.docx
@@ -693,9 +693,10 @@
       </w:sdtPr>
       <w:sdtEndPr>
         <w:rPr>
-          <w:rFonts w:ascii="Times New Roman" w:hAnsi="Times New Roman" w:eastAsia="宋体" w:cs="Times New Roman"/>
+          <w:rFonts w:hint="eastAsia" w:ascii="Times New Roman" w:hAnsi="Times New Roman" w:eastAsia="宋体" w:cs="Times New Roman"/>
           <w:kern w:val="2"/>
           <w:sz w:val="21"/>
+          <w:szCs w:val="36"/>
           <w:lang w:val="en-US" w:eastAsia="zh-CN" w:bidi="ar-SA"/>
         </w:rPr>
       </w:sdtEndPr>
@@ -711,7 +712,6 @@
               <w:szCs w:val="36"/>
             </w:rPr>
           </w:pPr>
-          <w:bookmarkStart w:id="18" w:name="_GoBack"/>
           <w:r>
             <w:rPr>
               <w:rFonts w:hint="eastAsia" w:ascii="楷体_GB2312" w:hAnsi="楷体_GB2312" w:eastAsia="楷体_GB2312" w:cs="楷体_GB2312"/>
@@ -736,141 +736,6 @@
               <w:szCs w:val="36"/>
             </w:rPr>
             <w:t>录</w:t>
-          </w:r>
-        </w:p>
-        <w:bookmarkEnd w:id="18"/>
-        <w:p>
-          <w:pPr>
-            <w:pStyle w:val="7"/>
-            <w:tabs>
-              <w:tab w:val="right" w:leader="dot" w:pos="8306"/>
-            </w:tabs>
-            <w:rPr>
-              <w:rFonts w:hint="eastAsia" w:ascii="楷体_GB2312" w:hAnsi="楷体_GB2312" w:eastAsia="楷体_GB2312" w:cs="楷体_GB2312"/>
-              <w:sz w:val="28"/>
-              <w:szCs w:val="24"/>
-            </w:rPr>
-          </w:pPr>
-          <w:r>
-            <w:rPr>
-              <w:rFonts w:hint="eastAsia" w:ascii="楷体_GB2312" w:hAnsi="楷体_GB2312" w:eastAsia="楷体_GB2312" w:cs="楷体_GB2312"/>
-              <w:sz w:val="28"/>
-              <w:szCs w:val="24"/>
-              <w:lang w:val="en-US" w:eastAsia="zh-CN"/>
-            </w:rPr>
-            <w:fldChar w:fldCharType="begin"/>
-          </w:r>
-          <w:r>
-            <w:rPr>
-              <w:rFonts w:hint="eastAsia" w:ascii="楷体_GB2312" w:hAnsi="楷体_GB2312" w:eastAsia="楷体_GB2312" w:cs="楷体_GB2312"/>
-              <w:sz w:val="28"/>
-              <w:szCs w:val="24"/>
-              <w:lang w:val="en-US" w:eastAsia="zh-CN"/>
-            </w:rPr>
-            <w:instrText xml:space="preserve">TOC \o "1-2" \h \u </w:instrText>
-          </w:r>
-          <w:r>
-            <w:rPr>
-              <w:rFonts w:hint="eastAsia" w:ascii="楷体_GB2312" w:hAnsi="楷体_GB2312" w:eastAsia="楷体_GB2312" w:cs="楷体_GB2312"/>
-              <w:sz w:val="28"/>
-              <w:szCs w:val="24"/>
-              <w:lang w:val="en-US" w:eastAsia="zh-CN"/>
-            </w:rPr>
-            <w:fldChar w:fldCharType="separate"/>
-          </w:r>
-          <w:r>
-            <w:rPr>
-              <w:rFonts w:hint="eastAsia" w:ascii="楷体_GB2312" w:hAnsi="楷体_GB2312" w:eastAsia="楷体_GB2312" w:cs="楷体_GB2312"/>
-              <w:sz w:val="28"/>
-              <w:szCs w:val="24"/>
-              <w:lang w:val="en-US" w:eastAsia="zh-CN"/>
-            </w:rPr>
-            <w:fldChar w:fldCharType="begin"/>
-          </w:r>
-          <w:r>
-            <w:rPr>
-              <w:rFonts w:hint="eastAsia" w:ascii="楷体_GB2312" w:hAnsi="楷体_GB2312" w:eastAsia="楷体_GB2312" w:cs="楷体_GB2312"/>
-              <w:sz w:val="28"/>
-              <w:szCs w:val="24"/>
-              <w:lang w:val="en-US" w:eastAsia="zh-CN"/>
-            </w:rPr>
-            <w:instrText xml:space="preserve"> HYPERLINK \l _Toc30864 </w:instrText>
-          </w:r>
-          <w:r>
-            <w:rPr>
-              <w:rFonts w:hint="eastAsia" w:ascii="楷体_GB2312" w:hAnsi="楷体_GB2312" w:eastAsia="楷体_GB2312" w:cs="楷体_GB2312"/>
-              <w:sz w:val="28"/>
-              <w:szCs w:val="24"/>
-              <w:lang w:val="en-US" w:eastAsia="zh-CN"/>
-            </w:rPr>
-            <w:fldChar w:fldCharType="separate"/>
-          </w:r>
-          <w:r>
-            <w:rPr>
-              <w:rFonts w:hint="eastAsia" w:ascii="楷体_GB2312" w:hAnsi="楷体_GB2312" w:eastAsia="楷体_GB2312" w:cs="楷体_GB2312"/>
-              <w:bCs/>
-              <w:sz w:val="28"/>
-              <w:szCs w:val="18"/>
-              <w:lang w:val="en-US" w:eastAsia="zh-CN"/>
-            </w:rPr>
-            <w:t>一、实验目的</w:t>
-          </w:r>
-          <w:r>
-            <w:rPr>
-              <w:rFonts w:hint="eastAsia" w:ascii="楷体_GB2312" w:hAnsi="楷体_GB2312" w:eastAsia="楷体_GB2312" w:cs="楷体_GB2312"/>
-              <w:sz w:val="28"/>
-              <w:szCs w:val="24"/>
-            </w:rPr>
-            <w:tab/>
-          </w:r>
-          <w:r>
-            <w:rPr>
-              <w:rFonts w:hint="eastAsia" w:ascii="楷体_GB2312" w:hAnsi="楷体_GB2312" w:eastAsia="楷体_GB2312" w:cs="楷体_GB2312"/>
-              <w:sz w:val="28"/>
-              <w:szCs w:val="24"/>
-            </w:rPr>
-            <w:fldChar w:fldCharType="begin"/>
-          </w:r>
-          <w:r>
-            <w:rPr>
-              <w:rFonts w:hint="eastAsia" w:ascii="楷体_GB2312" w:hAnsi="楷体_GB2312" w:eastAsia="楷体_GB2312" w:cs="楷体_GB2312"/>
-              <w:sz w:val="28"/>
-              <w:szCs w:val="24"/>
-            </w:rPr>
-            <w:instrText xml:space="preserve"> PAGEREF _Toc30864 \h </w:instrText>
-          </w:r>
-          <w:r>
-            <w:rPr>
-              <w:rFonts w:hint="eastAsia" w:ascii="楷体_GB2312" w:hAnsi="楷体_GB2312" w:eastAsia="楷体_GB2312" w:cs="楷体_GB2312"/>
-              <w:sz w:val="28"/>
-              <w:szCs w:val="24"/>
-            </w:rPr>
-            <w:fldChar w:fldCharType="separate"/>
-          </w:r>
-          <w:r>
-            <w:rPr>
-              <w:rFonts w:hint="eastAsia" w:ascii="楷体_GB2312" w:hAnsi="楷体_GB2312" w:eastAsia="楷体_GB2312" w:cs="楷体_GB2312"/>
-              <w:sz w:val="28"/>
-              <w:szCs w:val="24"/>
-            </w:rPr>
-            <w:t>1</w:t>
-          </w:r>
-          <w:r>
-            <w:rPr>
-              <w:rFonts w:hint="eastAsia" w:ascii="楷体_GB2312" w:hAnsi="楷体_GB2312" w:eastAsia="楷体_GB2312" w:cs="楷体_GB2312"/>
-              <w:sz w:val="28"/>
-              <w:szCs w:val="24"/>
-            </w:rPr>
-            <w:fldChar w:fldCharType="end"/>
-          </w:r>
-          <w:r>
-            <w:rPr>
-              <w:rFonts w:hint="eastAsia" w:ascii="楷体_GB2312" w:hAnsi="楷体_GB2312" w:eastAsia="楷体_GB2312" w:cs="楷体_GB2312"/>
-              <w:sz w:val="28"/>
-              <w:szCs w:val="24"/>
-              <w:lang w:val="en-US" w:eastAsia="zh-CN"/>
-            </w:rPr>
-            <w:fldChar w:fldCharType="end"/>
           </w:r>
         </w:p>
         <w:p>
@@ -901,6 +766,140 @@
               <w:szCs w:val="24"/>
               <w:lang w:val="en-US" w:eastAsia="zh-CN"/>
             </w:rPr>
+            <w:instrText xml:space="preserve">TOC \o "1-2" \h \u </w:instrText>
+          </w:r>
+          <w:r>
+            <w:rPr>
+              <w:rFonts w:hint="eastAsia" w:ascii="楷体_GB2312" w:hAnsi="楷体_GB2312" w:eastAsia="楷体_GB2312" w:cs="楷体_GB2312"/>
+              <w:sz w:val="28"/>
+              <w:szCs w:val="24"/>
+              <w:lang w:val="en-US" w:eastAsia="zh-CN"/>
+            </w:rPr>
+            <w:fldChar w:fldCharType="separate"/>
+          </w:r>
+          <w:r>
+            <w:rPr>
+              <w:rFonts w:hint="eastAsia" w:ascii="楷体_GB2312" w:hAnsi="楷体_GB2312" w:eastAsia="楷体_GB2312" w:cs="楷体_GB2312"/>
+              <w:sz w:val="28"/>
+              <w:szCs w:val="24"/>
+              <w:lang w:val="en-US" w:eastAsia="zh-CN"/>
+            </w:rPr>
+            <w:fldChar w:fldCharType="begin"/>
+          </w:r>
+          <w:r>
+            <w:rPr>
+              <w:rFonts w:hint="eastAsia" w:ascii="楷体_GB2312" w:hAnsi="楷体_GB2312" w:eastAsia="楷体_GB2312" w:cs="楷体_GB2312"/>
+              <w:sz w:val="28"/>
+              <w:szCs w:val="24"/>
+              <w:lang w:val="en-US" w:eastAsia="zh-CN"/>
+            </w:rPr>
+            <w:instrText xml:space="preserve"> HYPERLINK \l _Toc30864 </w:instrText>
+          </w:r>
+          <w:r>
+            <w:rPr>
+              <w:rFonts w:hint="eastAsia" w:ascii="楷体_GB2312" w:hAnsi="楷体_GB2312" w:eastAsia="楷体_GB2312" w:cs="楷体_GB2312"/>
+              <w:sz w:val="28"/>
+              <w:szCs w:val="24"/>
+              <w:lang w:val="en-US" w:eastAsia="zh-CN"/>
+            </w:rPr>
+            <w:fldChar w:fldCharType="separate"/>
+          </w:r>
+          <w:r>
+            <w:rPr>
+              <w:rFonts w:hint="eastAsia" w:ascii="楷体_GB2312" w:hAnsi="楷体_GB2312" w:eastAsia="楷体_GB2312" w:cs="楷体_GB2312"/>
+              <w:bCs/>
+              <w:sz w:val="28"/>
+              <w:szCs w:val="18"/>
+              <w:lang w:val="en-US" w:eastAsia="zh-CN"/>
+            </w:rPr>
+            <w:t>一、实验目的</w:t>
+          </w:r>
+          <w:r>
+            <w:rPr>
+              <w:rFonts w:hint="eastAsia" w:ascii="楷体_GB2312" w:hAnsi="楷体_GB2312" w:eastAsia="楷体_GB2312" w:cs="楷体_GB2312"/>
+              <w:sz w:val="28"/>
+              <w:szCs w:val="24"/>
+            </w:rPr>
+            <w:tab/>
+          </w:r>
+          <w:r>
+            <w:rPr>
+              <w:rFonts w:hint="eastAsia" w:ascii="楷体_GB2312" w:hAnsi="楷体_GB2312" w:eastAsia="楷体_GB2312" w:cs="楷体_GB2312"/>
+              <w:sz w:val="28"/>
+              <w:szCs w:val="24"/>
+            </w:rPr>
+            <w:fldChar w:fldCharType="begin"/>
+          </w:r>
+          <w:r>
+            <w:rPr>
+              <w:rFonts w:hint="eastAsia" w:ascii="楷体_GB2312" w:hAnsi="楷体_GB2312" w:eastAsia="楷体_GB2312" w:cs="楷体_GB2312"/>
+              <w:sz w:val="28"/>
+              <w:szCs w:val="24"/>
+            </w:rPr>
+            <w:instrText xml:space="preserve"> PAGEREF _Toc30864 \h </w:instrText>
+          </w:r>
+          <w:r>
+            <w:rPr>
+              <w:rFonts w:hint="eastAsia" w:ascii="楷体_GB2312" w:hAnsi="楷体_GB2312" w:eastAsia="楷体_GB2312" w:cs="楷体_GB2312"/>
+              <w:sz w:val="28"/>
+              <w:szCs w:val="24"/>
+            </w:rPr>
+            <w:fldChar w:fldCharType="separate"/>
+          </w:r>
+          <w:r>
+            <w:rPr>
+              <w:rFonts w:hint="eastAsia" w:ascii="楷体_GB2312" w:hAnsi="楷体_GB2312" w:eastAsia="楷体_GB2312" w:cs="楷体_GB2312"/>
+              <w:sz w:val="28"/>
+              <w:szCs w:val="24"/>
+            </w:rPr>
+            <w:t>1</w:t>
+          </w:r>
+          <w:r>
+            <w:rPr>
+              <w:rFonts w:hint="eastAsia" w:ascii="楷体_GB2312" w:hAnsi="楷体_GB2312" w:eastAsia="楷体_GB2312" w:cs="楷体_GB2312"/>
+              <w:sz w:val="28"/>
+              <w:szCs w:val="24"/>
+            </w:rPr>
+            <w:fldChar w:fldCharType="end"/>
+          </w:r>
+          <w:r>
+            <w:rPr>
+              <w:rFonts w:hint="eastAsia" w:ascii="楷体_GB2312" w:hAnsi="楷体_GB2312" w:eastAsia="楷体_GB2312" w:cs="楷体_GB2312"/>
+              <w:sz w:val="28"/>
+              <w:szCs w:val="24"/>
+              <w:lang w:val="en-US" w:eastAsia="zh-CN"/>
+            </w:rPr>
+            <w:fldChar w:fldCharType="end"/>
+          </w:r>
+        </w:p>
+        <w:p>
+          <w:pPr>
+            <w:pStyle w:val="7"/>
+            <w:tabs>
+              <w:tab w:val="right" w:leader="dot" w:pos="8306"/>
+            </w:tabs>
+            <w:rPr>
+              <w:rFonts w:hint="eastAsia" w:ascii="楷体_GB2312" w:hAnsi="楷体_GB2312" w:eastAsia="楷体_GB2312" w:cs="楷体_GB2312"/>
+              <w:sz w:val="28"/>
+              <w:szCs w:val="24"/>
+            </w:rPr>
+          </w:pPr>
+          <w:r>
+            <w:rPr>
+              <w:rFonts w:hint="eastAsia" w:ascii="楷体_GB2312" w:hAnsi="楷体_GB2312" w:eastAsia="楷体_GB2312" w:cs="楷体_GB2312"/>
+              <w:sz w:val="28"/>
+              <w:szCs w:val="24"/>
+              <w:lang w:val="en-US" w:eastAsia="zh-CN"/>
+            </w:rPr>
+            <w:fldChar w:fldCharType="begin"/>
+          </w:r>
+          <w:r>
+            <w:rPr>
+              <w:rFonts w:hint="eastAsia" w:ascii="楷体_GB2312" w:hAnsi="楷体_GB2312" w:eastAsia="楷体_GB2312" w:cs="楷体_GB2312"/>
+              <w:sz w:val="28"/>
+              <w:szCs w:val="24"/>
+              <w:lang w:val="en-US" w:eastAsia="zh-CN"/>
+            </w:rPr>
             <w:instrText xml:space="preserve"> HYPERLINK \l _Toc10447 </w:instrText>
           </w:r>
           <w:r>
@@ -2695,6 +2694,7 @@
         <w:p>
           <w:pPr>
             <w:bidi w:val="0"/>
+            <w:ind w:firstLine="420" w:firstLineChars="0"/>
             <w:jc w:val="left"/>
             <w:rPr>
               <w:rFonts w:ascii="Times New Roman" w:hAnsi="Times New Roman" w:eastAsia="宋体" w:cs="Times New Roman"/>
@@ -2711,6 +2711,26 @@
               <w:lang w:val="en-US" w:eastAsia="zh-CN"/>
             </w:rPr>
             <w:fldChar w:fldCharType="end"/>
+          </w:r>
+          <w:r>
+            <w:rPr>
+              <w:rFonts w:hint="eastAsia" w:ascii="楷体_GB2312" w:hAnsi="楷体_GB2312" w:eastAsia="楷体_GB2312" w:cs="楷体_GB2312"/>
+              <w:sz w:val="28"/>
+              <w:szCs w:val="24"/>
+              <w:lang w:val="en-US" w:eastAsia="zh-CN"/>
+            </w:rPr>
+            <w:t xml:space="preserve">3.推送至GitHub仓库.................................... </w:t>
+          </w:r>
+          <w:bookmarkStart w:id="18" w:name="_GoBack"/>
+          <w:bookmarkEnd w:id="18"/>
+          <w:r>
+            <w:rPr>
+              <w:rFonts w:hint="eastAsia" w:ascii="楷体_GB2312" w:hAnsi="楷体_GB2312" w:eastAsia="楷体_GB2312" w:cs="楷体_GB2312"/>
+              <w:sz w:val="28"/>
+              <w:szCs w:val="24"/>
+              <w:lang w:val="en-US" w:eastAsia="zh-CN"/>
+            </w:rPr>
+            <w:t>7</w:t>
           </w:r>
         </w:p>
       </w:sdtContent>
@@ -3273,6 +3293,7 @@
           <w:pPr>
             <w:widowControl w:val="0"/>
             <w:numPr>
+              <w:ilvl w:val="0"/>
               <w:numId w:val="0"/>
             </w:numPr>
             <w:shd w:val="clear" w:fill="F5F5F5"/>
@@ -3306,6 +3327,7 @@
           <w:pPr>
             <w:widowControl w:val="0"/>
             <w:numPr>
+              <w:ilvl w:val="0"/>
               <w:numId w:val="0"/>
             </w:numPr>
             <w:shd w:val="clear" w:fill="F5F5F5"/>
@@ -3423,6 +3445,7 @@
           <w:pPr>
             <w:widowControl w:val="0"/>
             <w:numPr>
+              <w:ilvl w:val="0"/>
               <w:numId w:val="0"/>
             </w:numPr>
             <w:shd w:val="clear" w:fill="F5F5F5"/>
@@ -3564,6 +3587,7 @@
           <w:pPr>
             <w:widowControl w:val="0"/>
             <w:numPr>
+              <w:ilvl w:val="0"/>
               <w:numId w:val="0"/>
             </w:numPr>
             <w:shd w:val="clear" w:fill="F5F5F5"/>
@@ -3597,6 +3621,7 @@
           <w:pPr>
             <w:widowControl w:val="0"/>
             <w:numPr>
+              <w:ilvl w:val="0"/>
               <w:numId w:val="0"/>
             </w:numPr>
             <w:shd w:val="clear" w:fill="F5F5F5"/>
@@ -3762,6 +3787,7 @@
           <w:pPr>
             <w:widowControl w:val="0"/>
             <w:numPr>
+              <w:ilvl w:val="0"/>
               <w:numId w:val="0"/>
             </w:numPr>
             <w:shd w:val="clear" w:fill="F5F5F5"/>
@@ -3795,6 +3821,7 @@
           <w:pPr>
             <w:widowControl w:val="0"/>
             <w:numPr>
+              <w:ilvl w:val="0"/>
               <w:numId w:val="0"/>
             </w:numPr>
             <w:shd w:val="clear" w:fill="F5F5F5"/>
@@ -3888,6 +3915,7 @@
           <w:pPr>
             <w:widowControl w:val="0"/>
             <w:numPr>
+              <w:ilvl w:val="0"/>
               <w:numId w:val="0"/>
             </w:numPr>
             <w:shd w:val="clear" w:fill="F5F5F5"/>
@@ -4053,6 +4081,7 @@
           <w:pPr>
             <w:widowControl w:val="0"/>
             <w:numPr>
+              <w:ilvl w:val="0"/>
               <w:numId w:val="0"/>
             </w:numPr>
             <w:shd w:val="clear" w:fill="F5F5F5"/>
@@ -4290,6 +4319,7 @@
           <w:pPr>
             <w:widowControl w:val="0"/>
             <w:numPr>
+              <w:ilvl w:val="0"/>
               <w:numId w:val="0"/>
             </w:numPr>
             <w:shd w:val="clear" w:fill="F5F5F5"/>
@@ -4527,6 +4557,7 @@
           <w:pPr>
             <w:widowControl w:val="0"/>
             <w:numPr>
+              <w:ilvl w:val="0"/>
               <w:numId w:val="0"/>
             </w:numPr>
             <w:shd w:val="clear" w:fill="F5F5F5"/>
@@ -4692,6 +4723,7 @@
           <w:pPr>
             <w:widowControl w:val="0"/>
             <w:numPr>
+              <w:ilvl w:val="0"/>
               <w:numId w:val="0"/>
             </w:numPr>
             <w:shd w:val="clear" w:fill="F5F5F5"/>
@@ -4797,6 +4829,7 @@
           <w:pPr>
             <w:widowControl w:val="0"/>
             <w:numPr>
+              <w:ilvl w:val="0"/>
               <w:numId w:val="0"/>
             </w:numPr>
             <w:shd w:val="clear" w:fill="F5F5F5"/>
@@ -4830,6 +4863,7 @@
           <w:pPr>
             <w:widowControl w:val="0"/>
             <w:numPr>
+              <w:ilvl w:val="0"/>
               <w:numId w:val="0"/>
             </w:numPr>
             <w:shd w:val="clear" w:fill="F5F5F5"/>
@@ -4947,6 +4981,7 @@
           <w:pPr>
             <w:widowControl w:val="0"/>
             <w:numPr>
+              <w:ilvl w:val="0"/>
               <w:numId w:val="0"/>
             </w:numPr>
             <w:shd w:val="clear" w:fill="F5F5F5"/>
@@ -5088,6 +5123,7 @@
           <w:pPr>
             <w:widowControl w:val="0"/>
             <w:numPr>
+              <w:ilvl w:val="0"/>
               <w:numId w:val="0"/>
             </w:numPr>
             <w:shd w:val="clear" w:fill="F5F5F5"/>
@@ -5229,6 +5265,7 @@
           <w:pPr>
             <w:widowControl w:val="0"/>
             <w:numPr>
+              <w:ilvl w:val="0"/>
               <w:numId w:val="0"/>
             </w:numPr>
             <w:shd w:val="clear" w:fill="F5F5F5"/>
@@ -5250,6 +5287,7 @@
           <w:pPr>
             <w:widowControl w:val="0"/>
             <w:numPr>
+              <w:ilvl w:val="0"/>
               <w:numId w:val="0"/>
             </w:numPr>
             <w:shd w:val="clear" w:fill="F5F5F5"/>
@@ -5283,6 +5321,7 @@
           <w:pPr>
             <w:widowControl w:val="0"/>
             <w:numPr>
+              <w:ilvl w:val="0"/>
               <w:numId w:val="0"/>
             </w:numPr>
             <w:shd w:val="clear" w:fill="F5F5F5"/>
@@ -5472,6 +5511,7 @@
           <w:pPr>
             <w:widowControl w:val="0"/>
             <w:numPr>
+              <w:ilvl w:val="0"/>
               <w:numId w:val="0"/>
             </w:numPr>
             <w:shd w:val="clear" w:fill="F5F5F5"/>
@@ -5637,6 +5677,7 @@
           <w:pPr>
             <w:widowControl w:val="0"/>
             <w:numPr>
+              <w:ilvl w:val="0"/>
               <w:numId w:val="0"/>
             </w:numPr>
             <w:shd w:val="clear" w:fill="F5F5F5"/>
@@ -5658,6 +5699,7 @@
           <w:pPr>
             <w:widowControl w:val="0"/>
             <w:numPr>
+              <w:ilvl w:val="0"/>
               <w:numId w:val="0"/>
             </w:numPr>
             <w:shd w:val="clear" w:fill="F5F5F5"/>
@@ -5691,6 +5733,7 @@
           <w:pPr>
             <w:widowControl w:val="0"/>
             <w:numPr>
+              <w:ilvl w:val="0"/>
               <w:numId w:val="0"/>
             </w:numPr>
             <w:shd w:val="clear" w:fill="F5F5F5"/>
@@ -5856,6 +5899,7 @@
           <w:pPr>
             <w:widowControl w:val="0"/>
             <w:numPr>
+              <w:ilvl w:val="0"/>
               <w:numId w:val="0"/>
             </w:numPr>
             <w:shd w:val="clear" w:fill="F5F5F5"/>
@@ -5889,6 +5933,7 @@
           <w:pPr>
             <w:widowControl w:val="0"/>
             <w:numPr>
+              <w:ilvl w:val="0"/>
               <w:numId w:val="0"/>
             </w:numPr>
             <w:shd w:val="clear" w:fill="F5F5F5"/>
@@ -5910,6 +5955,7 @@
           <w:pPr>
             <w:widowControl w:val="0"/>
             <w:numPr>
+              <w:ilvl w:val="0"/>
               <w:numId w:val="0"/>
             </w:numPr>
             <w:shd w:val="clear" w:fill="F5F5F5"/>
@@ -5943,6 +5989,7 @@
           <w:pPr>
             <w:widowControl w:val="0"/>
             <w:numPr>
+              <w:ilvl w:val="0"/>
               <w:numId w:val="0"/>
             </w:numPr>
             <w:shd w:val="clear" w:fill="F5F5F5"/>
@@ -6108,6 +6155,7 @@
           <w:pPr>
             <w:widowControl w:val="0"/>
             <w:numPr>
+              <w:ilvl w:val="0"/>
               <w:numId w:val="0"/>
             </w:numPr>
             <w:shd w:val="clear" w:fill="F5F5F5"/>
@@ -6141,6 +6189,7 @@
           <w:pPr>
             <w:widowControl w:val="0"/>
             <w:numPr>
+              <w:ilvl w:val="0"/>
               <w:numId w:val="0"/>
             </w:numPr>
             <w:shd w:val="clear" w:fill="F5F5F5"/>
@@ -6162,6 +6211,7 @@
           <w:pPr>
             <w:widowControl w:val="0"/>
             <w:numPr>
+              <w:ilvl w:val="0"/>
               <w:numId w:val="0"/>
             </w:numPr>
             <w:shd w:val="clear" w:fill="F5F5F5"/>
@@ -6195,6 +6245,7 @@
           <w:pPr>
             <w:widowControl w:val="0"/>
             <w:numPr>
+              <w:ilvl w:val="0"/>
               <w:numId w:val="0"/>
             </w:numPr>
             <w:shd w:val="clear" w:fill="F5F5F5"/>
@@ -6228,6 +6279,7 @@
           <w:pPr>
             <w:widowControl w:val="0"/>
             <w:numPr>
+              <w:ilvl w:val="0"/>
               <w:numId w:val="0"/>
             </w:numPr>
             <w:shd w:val="clear" w:fill="F5F5F5"/>
@@ -6249,6 +6301,7 @@
           <w:pPr>
             <w:widowControl w:val="0"/>
             <w:numPr>
+              <w:ilvl w:val="0"/>
               <w:numId w:val="0"/>
             </w:numPr>
             <w:shd w:val="clear" w:fill="F5F5F5"/>
@@ -6282,6 +6335,7 @@
           <w:pPr>
             <w:widowControl w:val="0"/>
             <w:numPr>
+              <w:ilvl w:val="0"/>
               <w:numId w:val="0"/>
             </w:numPr>
             <w:shd w:val="clear" w:fill="F5F5F5"/>
@@ -6348,6 +6402,7 @@
       <w:pPr>
         <w:widowControl w:val="0"/>
         <w:numPr>
+          <w:ilvl w:val="0"/>
           <w:numId w:val="0"/>
         </w:numPr>
         <w:bidi w:val="0"/>
@@ -6385,6 +6440,7 @@
       <w:pPr>
         <w:widowControl w:val="0"/>
         <w:numPr>
+          <w:ilvl w:val="0"/>
           <w:numId w:val="0"/>
         </w:numPr>
         <w:bidi w:val="0"/>
@@ -6423,6 +6479,7 @@
       <w:pPr>
         <w:widowControl w:val="0"/>
         <w:numPr>
+          <w:ilvl w:val="0"/>
           <w:numId w:val="0"/>
         </w:numPr>
         <w:bidi w:val="0"/>
@@ -6461,6 +6518,7 @@
       <w:pPr>
         <w:widowControl w:val="0"/>
         <w:numPr>
+          <w:ilvl w:val="0"/>
           <w:numId w:val="0"/>
         </w:numPr>
         <w:bidi w:val="0"/>
@@ -6555,6 +6613,7 @@
       <w:pPr>
         <w:widowControl w:val="0"/>
         <w:numPr>
+          <w:ilvl w:val="0"/>
           <w:numId w:val="0"/>
         </w:numPr>
         <w:bidi w:val="0"/>
@@ -6583,6 +6642,7 @@
       <w:pPr>
         <w:widowControl w:val="0"/>
         <w:numPr>
+          <w:ilvl w:val="0"/>
           <w:numId w:val="0"/>
         </w:numPr>
         <w:bidi w:val="0"/>
@@ -6647,6 +6707,7 @@
       <w:pPr>
         <w:widowControl w:val="0"/>
         <w:numPr>
+          <w:ilvl w:val="0"/>
           <w:numId w:val="0"/>
         </w:numPr>
         <w:bidi w:val="0"/>
@@ -6675,6 +6736,7 @@
       <w:pPr>
         <w:widowControl w:val="0"/>
         <w:numPr>
+          <w:ilvl w:val="0"/>
           <w:numId w:val="0"/>
         </w:numPr>
         <w:bidi w:val="0"/>
@@ -6703,6 +6765,7 @@
       <w:pPr>
         <w:widowControl w:val="0"/>
         <w:numPr>
+          <w:ilvl w:val="0"/>
           <w:numId w:val="0"/>
         </w:numPr>
         <w:bidi w:val="0"/>
@@ -6759,6 +6822,7 @@
       <w:pPr>
         <w:widowControl w:val="0"/>
         <w:numPr>
+          <w:ilvl w:val="0"/>
           <w:numId w:val="0"/>
         </w:numPr>
         <w:bidi w:val="0"/>
@@ -6787,6 +6851,7 @@
       <w:pPr>
         <w:widowControl w:val="0"/>
         <w:numPr>
+          <w:ilvl w:val="0"/>
           <w:numId w:val="0"/>
         </w:numPr>
         <w:bidi w:val="0"/>
@@ -6815,6 +6880,7 @@
       <w:pPr>
         <w:widowControl w:val="0"/>
         <w:numPr>
+          <w:ilvl w:val="0"/>
           <w:numId w:val="0"/>
         </w:numPr>
         <w:bidi w:val="0"/>
@@ -6843,6 +6909,7 @@
       <w:pPr>
         <w:widowControl w:val="0"/>
         <w:numPr>
+          <w:ilvl w:val="0"/>
           <w:numId w:val="0"/>
         </w:numPr>
         <w:bidi w:val="0"/>
@@ -6871,6 +6938,7 @@
       <w:pPr>
         <w:widowControl w:val="0"/>
         <w:numPr>
+          <w:ilvl w:val="0"/>
           <w:numId w:val="0"/>
         </w:numPr>
         <w:bidi w:val="0"/>
@@ -6899,6 +6967,7 @@
       <w:pPr>
         <w:widowControl w:val="0"/>
         <w:numPr>
+          <w:ilvl w:val="0"/>
           <w:numId w:val="0"/>
         </w:numPr>
         <w:bidi w:val="0"/>
@@ -6927,6 +6996,7 @@
       <w:pPr>
         <w:widowControl w:val="0"/>
         <w:numPr>
+          <w:ilvl w:val="0"/>
           <w:numId w:val="0"/>
         </w:numPr>
         <w:bidi w:val="0"/>
@@ -6955,6 +7025,7 @@
       <w:pPr>
         <w:widowControl w:val="0"/>
         <w:numPr>
+          <w:ilvl w:val="0"/>
           <w:numId w:val="0"/>
         </w:numPr>
         <w:bidi w:val="0"/>
@@ -6983,6 +7054,7 @@
       <w:pPr>
         <w:widowControl w:val="0"/>
         <w:numPr>
+          <w:ilvl w:val="0"/>
           <w:numId w:val="0"/>
         </w:numPr>
         <w:bidi w:val="0"/>
@@ -7039,6 +7111,7 @@
       <w:pPr>
         <w:widowControl w:val="0"/>
         <w:numPr>
+          <w:ilvl w:val="0"/>
           <w:numId w:val="0"/>
         </w:numPr>
         <w:bidi w:val="0"/>
@@ -7067,6 +7140,7 @@
       <w:pPr>
         <w:widowControl w:val="0"/>
         <w:numPr>
+          <w:ilvl w:val="0"/>
           <w:numId w:val="0"/>
         </w:numPr>
         <w:bidi w:val="0"/>
@@ -7095,6 +7169,7 @@
       <w:pPr>
         <w:widowControl w:val="0"/>
         <w:numPr>
+          <w:ilvl w:val="0"/>
           <w:numId w:val="0"/>
         </w:numPr>
         <w:bidi w:val="0"/>
@@ -7123,6 +7198,7 @@
       <w:pPr>
         <w:widowControl w:val="0"/>
         <w:numPr>
+          <w:ilvl w:val="0"/>
           <w:numId w:val="0"/>
         </w:numPr>
         <w:bidi w:val="0"/>
@@ -7207,6 +7283,7 @@
       <w:pPr>
         <w:widowControl w:val="0"/>
         <w:numPr>
+          <w:ilvl w:val="0"/>
           <w:numId w:val="0"/>
         </w:numPr>
         <w:bidi w:val="0"/>
@@ -7235,6 +7312,7 @@
       <w:pPr>
         <w:widowControl w:val="0"/>
         <w:numPr>
+          <w:ilvl w:val="0"/>
           <w:numId w:val="0"/>
         </w:numPr>
         <w:bidi w:val="0"/>
@@ -7263,6 +7341,7 @@
       <w:pPr>
         <w:widowControl w:val="0"/>
         <w:numPr>
+          <w:ilvl w:val="0"/>
           <w:numId w:val="0"/>
         </w:numPr>
         <w:bidi w:val="0"/>
@@ -7291,6 +7370,7 @@
       <w:pPr>
         <w:widowControl w:val="0"/>
         <w:numPr>
+          <w:ilvl w:val="0"/>
           <w:numId w:val="0"/>
         </w:numPr>
         <w:bidi w:val="0"/>
@@ -7319,6 +7399,7 @@
       <w:pPr>
         <w:widowControl w:val="0"/>
         <w:numPr>
+          <w:ilvl w:val="0"/>
           <w:numId w:val="0"/>
         </w:numPr>
         <w:bidi w:val="0"/>
@@ -7375,6 +7456,7 @@
       <w:pPr>
         <w:widowControl w:val="0"/>
         <w:numPr>
+          <w:ilvl w:val="0"/>
           <w:numId w:val="0"/>
         </w:numPr>
         <w:bidi w:val="0"/>
@@ -7403,6 +7485,7 @@
       <w:pPr>
         <w:widowControl w:val="0"/>
         <w:numPr>
+          <w:ilvl w:val="0"/>
           <w:numId w:val="0"/>
         </w:numPr>
         <w:bidi w:val="0"/>
@@ -7431,6 +7514,7 @@
       <w:pPr>
         <w:widowControl w:val="0"/>
         <w:numPr>
+          <w:ilvl w:val="0"/>
           <w:numId w:val="0"/>
         </w:numPr>
         <w:bidi w:val="0"/>
@@ -7459,6 +7543,7 @@
       <w:pPr>
         <w:widowControl w:val="0"/>
         <w:numPr>
+          <w:ilvl w:val="0"/>
           <w:numId w:val="0"/>
         </w:numPr>
         <w:bidi w:val="0"/>
@@ -7515,6 +7600,7 @@
       <w:pPr>
         <w:widowControl w:val="0"/>
         <w:numPr>
+          <w:ilvl w:val="0"/>
           <w:numId w:val="0"/>
         </w:numPr>
         <w:bidi w:val="0"/>
@@ -7543,6 +7629,7 @@
       <w:pPr>
         <w:widowControl w:val="0"/>
         <w:numPr>
+          <w:ilvl w:val="0"/>
           <w:numId w:val="0"/>
         </w:numPr>
         <w:bidi w:val="0"/>
@@ -7571,6 +7658,7 @@
       <w:pPr>
         <w:widowControl w:val="0"/>
         <w:numPr>
+          <w:ilvl w:val="0"/>
           <w:numId w:val="0"/>
         </w:numPr>
         <w:bidi w:val="0"/>
@@ -7599,6 +7687,7 @@
       <w:pPr>
         <w:widowControl w:val="0"/>
         <w:numPr>
+          <w:ilvl w:val="0"/>
           <w:numId w:val="0"/>
         </w:numPr>
         <w:bidi w:val="0"/>
@@ -7627,6 +7716,7 @@
       <w:pPr>
         <w:widowControl w:val="0"/>
         <w:numPr>
+          <w:ilvl w:val="0"/>
           <w:numId w:val="0"/>
         </w:numPr>
         <w:bidi w:val="0"/>
@@ -7743,6 +7833,7 @@
           <w:pPr>
             <w:widowControl w:val="0"/>
             <w:numPr>
+              <w:ilvl w:val="0"/>
               <w:numId w:val="0"/>
             </w:numPr>
             <w:shd w:val="clear" w:fill="F5F5F5"/>
@@ -7800,6 +7891,7 @@
           <w:pPr>
             <w:widowControl w:val="0"/>
             <w:numPr>
+              <w:ilvl w:val="0"/>
               <w:numId w:val="0"/>
             </w:numPr>
             <w:shd w:val="clear" w:fill="F5F5F5"/>
@@ -7905,6 +7997,7 @@
           <w:pPr>
             <w:widowControl w:val="0"/>
             <w:numPr>
+              <w:ilvl w:val="0"/>
               <w:numId w:val="0"/>
             </w:numPr>
             <w:shd w:val="clear" w:fill="F5F5F5"/>
@@ -7926,6 +8019,7 @@
           <w:pPr>
             <w:widowControl w:val="0"/>
             <w:numPr>
+              <w:ilvl w:val="0"/>
               <w:numId w:val="0"/>
             </w:numPr>
             <w:shd w:val="clear" w:fill="F5F5F5"/>
@@ -8019,6 +8113,7 @@
           <w:pPr>
             <w:widowControl w:val="0"/>
             <w:numPr>
+              <w:ilvl w:val="0"/>
               <w:numId w:val="0"/>
             </w:numPr>
             <w:shd w:val="clear" w:fill="F5F5F5"/>
@@ -8064,6 +8159,7 @@
           <w:pPr>
             <w:widowControl w:val="0"/>
             <w:numPr>
+              <w:ilvl w:val="0"/>
               <w:numId w:val="0"/>
             </w:numPr>
             <w:shd w:val="clear" w:fill="F5F5F5"/>
@@ -8097,6 +8193,7 @@
           <w:pPr>
             <w:widowControl w:val="0"/>
             <w:numPr>
+              <w:ilvl w:val="0"/>
               <w:numId w:val="0"/>
             </w:numPr>
             <w:shd w:val="clear" w:fill="F5F5F5"/>
@@ -8130,6 +8227,7 @@
           <w:pPr>
             <w:widowControl w:val="0"/>
             <w:numPr>
+              <w:ilvl w:val="0"/>
               <w:numId w:val="0"/>
             </w:numPr>
             <w:shd w:val="clear" w:fill="F5F5F5"/>
@@ -8163,6 +8261,7 @@
           <w:pPr>
             <w:widowControl w:val="0"/>
             <w:numPr>
+              <w:ilvl w:val="0"/>
               <w:numId w:val="0"/>
             </w:numPr>
             <w:shd w:val="clear" w:fill="F5F5F5"/>
@@ -8208,6 +8307,7 @@
           <w:pPr>
             <w:widowControl w:val="0"/>
             <w:numPr>
+              <w:ilvl w:val="0"/>
               <w:numId w:val="0"/>
             </w:numPr>
             <w:shd w:val="clear" w:fill="F5F5F5"/>
@@ -8337,6 +8437,7 @@
           <w:pPr>
             <w:widowControl w:val="0"/>
             <w:numPr>
+              <w:ilvl w:val="0"/>
               <w:numId w:val="0"/>
             </w:numPr>
             <w:shd w:val="clear" w:fill="F5F5F5"/>
@@ -8490,6 +8591,7 @@
           <w:pPr>
             <w:widowControl w:val="0"/>
             <w:numPr>
+              <w:ilvl w:val="0"/>
               <w:numId w:val="0"/>
             </w:numPr>
             <w:shd w:val="clear" w:fill="F5F5F5"/>
@@ -8523,6 +8625,7 @@
           <w:pPr>
             <w:widowControl w:val="0"/>
             <w:numPr>
+              <w:ilvl w:val="0"/>
               <w:numId w:val="0"/>
             </w:numPr>
             <w:shd w:val="clear" w:fill="F5F5F5"/>
@@ -8568,6 +8671,7 @@
           <w:pPr>
             <w:widowControl w:val="0"/>
             <w:numPr>
+              <w:ilvl w:val="0"/>
               <w:numId w:val="0"/>
             </w:numPr>
             <w:shd w:val="clear" w:fill="F5F5F5"/>
@@ -8745,6 +8849,7 @@
           <w:pPr>
             <w:widowControl w:val="0"/>
             <w:numPr>
+              <w:ilvl w:val="0"/>
               <w:numId w:val="0"/>
             </w:numPr>
             <w:shd w:val="clear" w:fill="F5F5F5"/>
@@ -8778,6 +8883,7 @@
           <w:pPr>
             <w:widowControl w:val="0"/>
             <w:numPr>
+              <w:ilvl w:val="0"/>
               <w:numId w:val="0"/>
             </w:numPr>
             <w:shd w:val="clear" w:fill="F5F5F5"/>
@@ -8823,6 +8929,7 @@
           <w:pPr>
             <w:widowControl w:val="0"/>
             <w:numPr>
+              <w:ilvl w:val="0"/>
               <w:numId w:val="0"/>
             </w:numPr>
             <w:shd w:val="clear" w:fill="F5F5F5"/>
@@ -8868,6 +8975,7 @@
           <w:pPr>
             <w:widowControl w:val="0"/>
             <w:numPr>
+              <w:ilvl w:val="0"/>
               <w:numId w:val="0"/>
             </w:numPr>
             <w:shd w:val="clear" w:fill="F5F5F5"/>
@@ -8913,6 +9021,7 @@
           <w:pPr>
             <w:widowControl w:val="0"/>
             <w:numPr>
+              <w:ilvl w:val="0"/>
               <w:numId w:val="0"/>
             </w:numPr>
             <w:shd w:val="clear" w:fill="F5F5F5"/>
@@ -9018,6 +9127,7 @@
           <w:pPr>
             <w:widowControl w:val="0"/>
             <w:numPr>
+              <w:ilvl w:val="0"/>
               <w:numId w:val="0"/>
             </w:numPr>
             <w:shd w:val="clear" w:fill="F5F5F5"/>
@@ -9159,6 +9269,7 @@
           <w:pPr>
             <w:widowControl w:val="0"/>
             <w:numPr>
+              <w:ilvl w:val="0"/>
               <w:numId w:val="0"/>
             </w:numPr>
             <w:shd w:val="clear" w:fill="F5F5F5"/>
@@ -9348,6 +9459,7 @@
           <w:pPr>
             <w:widowControl w:val="0"/>
             <w:numPr>
+              <w:ilvl w:val="0"/>
               <w:numId w:val="0"/>
             </w:numPr>
             <w:shd w:val="clear" w:fill="F5F5F5"/>
@@ -9537,6 +9649,7 @@
           <w:pPr>
             <w:widowControl w:val="0"/>
             <w:numPr>
+              <w:ilvl w:val="0"/>
               <w:numId w:val="0"/>
             </w:numPr>
             <w:shd w:val="clear" w:fill="F5F5F5"/>
@@ -9678,6 +9791,7 @@
           <w:pPr>
             <w:widowControl w:val="0"/>
             <w:numPr>
+              <w:ilvl w:val="0"/>
               <w:numId w:val="0"/>
             </w:numPr>
             <w:shd w:val="clear" w:fill="F5F5F5"/>
@@ -9783,6 +9897,7 @@
           <w:pPr>
             <w:widowControl w:val="0"/>
             <w:numPr>
+              <w:ilvl w:val="0"/>
               <w:numId w:val="0"/>
             </w:numPr>
             <w:shd w:val="clear" w:fill="F5F5F5"/>
@@ -9816,6 +9931,7 @@
           <w:pPr>
             <w:widowControl w:val="0"/>
             <w:numPr>
+              <w:ilvl w:val="0"/>
               <w:numId w:val="0"/>
             </w:numPr>
             <w:shd w:val="clear" w:fill="F5F5F5"/>
@@ -9861,6 +9977,7 @@
           <w:pPr>
             <w:widowControl w:val="0"/>
             <w:numPr>
+              <w:ilvl w:val="0"/>
               <w:numId w:val="0"/>
             </w:numPr>
             <w:shd w:val="clear" w:fill="F5F5F5"/>
@@ -9990,6 +10107,7 @@
           <w:pPr>
             <w:widowControl w:val="0"/>
             <w:numPr>
+              <w:ilvl w:val="0"/>
               <w:numId w:val="0"/>
             </w:numPr>
             <w:shd w:val="clear" w:fill="F5F5F5"/>
@@ -10143,6 +10261,7 @@
           <w:pPr>
             <w:widowControl w:val="0"/>
             <w:numPr>
+              <w:ilvl w:val="0"/>
               <w:numId w:val="0"/>
             </w:numPr>
             <w:shd w:val="clear" w:fill="F5F5F5"/>
@@ -10176,6 +10295,7 @@
           <w:pPr>
             <w:widowControl w:val="0"/>
             <w:numPr>
+              <w:ilvl w:val="0"/>
               <w:numId w:val="0"/>
             </w:numPr>
             <w:shd w:val="clear" w:fill="F5F5F5"/>
@@ -10221,6 +10341,7 @@
           <w:pPr>
             <w:widowControl w:val="0"/>
             <w:numPr>
+              <w:ilvl w:val="0"/>
               <w:numId w:val="0"/>
             </w:numPr>
             <w:shd w:val="clear" w:fill="F5F5F5"/>
@@ -10374,6 +10495,7 @@
           <w:pPr>
             <w:widowControl w:val="0"/>
             <w:numPr>
+              <w:ilvl w:val="0"/>
               <w:numId w:val="0"/>
             </w:numPr>
             <w:shd w:val="clear" w:fill="F5F5F5"/>
@@ -10407,6 +10529,7 @@
           <w:pPr>
             <w:widowControl w:val="0"/>
             <w:numPr>
+              <w:ilvl w:val="0"/>
               <w:numId w:val="0"/>
             </w:numPr>
             <w:shd w:val="clear" w:fill="F5F5F5"/>
@@ -10452,6 +10575,7 @@
           <w:pPr>
             <w:widowControl w:val="0"/>
             <w:numPr>
+              <w:ilvl w:val="0"/>
               <w:numId w:val="0"/>
             </w:numPr>
             <w:shd w:val="clear" w:fill="F5F5F5"/>
@@ -10653,6 +10777,7 @@
           <w:pPr>
             <w:widowControl w:val="0"/>
             <w:numPr>
+              <w:ilvl w:val="0"/>
               <w:numId w:val="0"/>
             </w:numPr>
             <w:shd w:val="clear" w:fill="F5F5F5"/>
@@ -10830,6 +10955,7 @@
           <w:pPr>
             <w:widowControl w:val="0"/>
             <w:numPr>
+              <w:ilvl w:val="0"/>
               <w:numId w:val="0"/>
             </w:numPr>
             <w:shd w:val="clear" w:fill="F5F5F5"/>
@@ -10863,6 +10989,7 @@
           <w:pPr>
             <w:widowControl w:val="0"/>
             <w:numPr>
+              <w:ilvl w:val="0"/>
               <w:numId w:val="0"/>
             </w:numPr>
             <w:shd w:val="clear" w:fill="F5F5F5"/>
@@ -10908,6 +11035,7 @@
           <w:pPr>
             <w:widowControl w:val="0"/>
             <w:numPr>
+              <w:ilvl w:val="0"/>
               <w:numId w:val="0"/>
             </w:numPr>
             <w:shd w:val="clear" w:fill="F5F5F5"/>
@@ -11073,6 +11201,7 @@
           <w:pPr>
             <w:widowControl w:val="0"/>
             <w:numPr>
+              <w:ilvl w:val="0"/>
               <w:numId w:val="0"/>
             </w:numPr>
             <w:shd w:val="clear" w:fill="F5F5F5"/>
@@ -11130,6 +11259,7 @@
           <w:pPr>
             <w:widowControl w:val="0"/>
             <w:numPr>
+              <w:ilvl w:val="0"/>
               <w:numId w:val="0"/>
             </w:numPr>
             <w:shd w:val="clear" w:fill="F5F5F5"/>
@@ -11163,6 +11293,7 @@
           <w:pPr>
             <w:widowControl w:val="0"/>
             <w:numPr>
+              <w:ilvl w:val="0"/>
               <w:numId w:val="0"/>
             </w:numPr>
             <w:shd w:val="clear" w:fill="F5F5F5"/>
@@ -11208,6 +11339,7 @@
           <w:pPr>
             <w:widowControl w:val="0"/>
             <w:numPr>
+              <w:ilvl w:val="0"/>
               <w:numId w:val="0"/>
             </w:numPr>
             <w:shd w:val="clear" w:fill="F5F5F5"/>
@@ -11481,6 +11613,7 @@
           <w:pPr>
             <w:widowControl w:val="0"/>
             <w:numPr>
+              <w:ilvl w:val="0"/>
               <w:numId w:val="0"/>
             </w:numPr>
             <w:shd w:val="clear" w:fill="F5F5F5"/>
@@ -11658,6 +11791,7 @@
           <w:pPr>
             <w:widowControl w:val="0"/>
             <w:numPr>
+              <w:ilvl w:val="0"/>
               <w:numId w:val="0"/>
             </w:numPr>
             <w:shd w:val="clear" w:fill="F5F5F5"/>
@@ -11703,6 +11837,7 @@
           <w:pPr>
             <w:widowControl w:val="0"/>
             <w:numPr>
+              <w:ilvl w:val="0"/>
               <w:numId w:val="0"/>
             </w:numPr>
             <w:shd w:val="clear" w:fill="F5F5F5"/>
@@ -11808,6 +11943,7 @@
           <w:pPr>
             <w:widowControl w:val="0"/>
             <w:numPr>
+              <w:ilvl w:val="0"/>
               <w:numId w:val="0"/>
             </w:numPr>
             <w:shd w:val="clear" w:fill="F5F5F5"/>
@@ -11961,6 +12097,7 @@
           <w:pPr>
             <w:widowControl w:val="0"/>
             <w:numPr>
+              <w:ilvl w:val="0"/>
               <w:numId w:val="0"/>
             </w:numPr>
             <w:shd w:val="clear" w:fill="F5F5F5"/>
@@ -12006,6 +12143,7 @@
           <w:pPr>
             <w:widowControl w:val="0"/>
             <w:numPr>
+              <w:ilvl w:val="0"/>
               <w:numId w:val="0"/>
             </w:numPr>
             <w:shd w:val="clear" w:fill="F5F5F5"/>
@@ -12231,6 +12369,7 @@
           <w:pPr>
             <w:widowControl w:val="0"/>
             <w:numPr>
+              <w:ilvl w:val="0"/>
               <w:numId w:val="0"/>
             </w:numPr>
             <w:shd w:val="clear" w:fill="F5F5F5"/>
@@ -12360,6 +12499,7 @@
           <w:pPr>
             <w:widowControl w:val="0"/>
             <w:numPr>
+              <w:ilvl w:val="0"/>
               <w:numId w:val="0"/>
             </w:numPr>
             <w:shd w:val="clear" w:fill="F5F5F5"/>
@@ -12393,6 +12533,7 @@
           <w:pPr>
             <w:widowControl w:val="0"/>
             <w:numPr>
+              <w:ilvl w:val="0"/>
               <w:numId w:val="0"/>
             </w:numPr>
             <w:shd w:val="clear" w:fill="F5F5F5"/>
@@ -12438,6 +12579,7 @@
           <w:pPr>
             <w:widowControl w:val="0"/>
             <w:numPr>
+              <w:ilvl w:val="0"/>
               <w:numId w:val="0"/>
             </w:numPr>
             <w:shd w:val="clear" w:fill="F5F5F5"/>
@@ -12603,6 +12745,7 @@
           <w:pPr>
             <w:widowControl w:val="0"/>
             <w:numPr>
+              <w:ilvl w:val="0"/>
               <w:numId w:val="0"/>
             </w:numPr>
             <w:shd w:val="clear" w:fill="F5F5F5"/>
@@ -12660,6 +12803,7 @@
           <w:pPr>
             <w:widowControl w:val="0"/>
             <w:numPr>
+              <w:ilvl w:val="0"/>
               <w:numId w:val="0"/>
             </w:numPr>
             <w:shd w:val="clear" w:fill="F5F5F5"/>
@@ -12693,6 +12837,7 @@
           <w:pPr>
             <w:widowControl w:val="0"/>
             <w:numPr>
+              <w:ilvl w:val="0"/>
               <w:numId w:val="0"/>
             </w:numPr>
             <w:shd w:val="clear" w:fill="F5F5F5"/>
@@ -12966,6 +13111,7 @@
           <w:pPr>
             <w:widowControl w:val="0"/>
             <w:numPr>
+              <w:ilvl w:val="0"/>
               <w:numId w:val="0"/>
             </w:numPr>
             <w:shd w:val="clear" w:fill="F5F5F5"/>
@@ -13143,6 +13289,7 @@
           <w:pPr>
             <w:widowControl w:val="0"/>
             <w:numPr>
+              <w:ilvl w:val="0"/>
               <w:numId w:val="0"/>
             </w:numPr>
             <w:shd w:val="clear" w:fill="F5F5F5"/>
@@ -13188,6 +13335,7 @@
           <w:pPr>
             <w:widowControl w:val="0"/>
             <w:numPr>
+              <w:ilvl w:val="0"/>
               <w:numId w:val="0"/>
             </w:numPr>
             <w:shd w:val="clear" w:fill="F5F5F5"/>
@@ -13293,6 +13441,7 @@
           <w:pPr>
             <w:widowControl w:val="0"/>
             <w:numPr>
+              <w:ilvl w:val="0"/>
               <w:numId w:val="0"/>
             </w:numPr>
             <w:shd w:val="clear" w:fill="F5F5F5"/>
@@ -13446,6 +13595,7 @@
           <w:pPr>
             <w:widowControl w:val="0"/>
             <w:numPr>
+              <w:ilvl w:val="0"/>
               <w:numId w:val="0"/>
             </w:numPr>
             <w:shd w:val="clear" w:fill="F5F5F5"/>
@@ -13491,6 +13641,7 @@
           <w:pPr>
             <w:widowControl w:val="0"/>
             <w:numPr>
+              <w:ilvl w:val="0"/>
               <w:numId w:val="0"/>
             </w:numPr>
             <w:shd w:val="clear" w:fill="F5F5F5"/>
@@ -13788,6 +13939,7 @@
           <w:pPr>
             <w:widowControl w:val="0"/>
             <w:numPr>
+              <w:ilvl w:val="0"/>
               <w:numId w:val="0"/>
             </w:numPr>
             <w:shd w:val="clear" w:fill="F5F5F5"/>
@@ -13917,6 +14069,7 @@
           <w:pPr>
             <w:widowControl w:val="0"/>
             <w:numPr>
+              <w:ilvl w:val="0"/>
               <w:numId w:val="0"/>
             </w:numPr>
             <w:shd w:val="clear" w:fill="F5F5F5"/>
@@ -13950,6 +14103,7 @@
           <w:pPr>
             <w:widowControl w:val="0"/>
             <w:numPr>
+              <w:ilvl w:val="0"/>
               <w:numId w:val="0"/>
             </w:numPr>
             <w:shd w:val="clear" w:fill="F5F5F5"/>
@@ -13995,6 +14149,7 @@
           <w:pPr>
             <w:widowControl w:val="0"/>
             <w:numPr>
+              <w:ilvl w:val="0"/>
               <w:numId w:val="0"/>
             </w:numPr>
             <w:shd w:val="clear" w:fill="F5F5F5"/>
@@ -14100,6 +14255,7 @@
           <w:pPr>
             <w:widowControl w:val="0"/>
             <w:numPr>
+              <w:ilvl w:val="0"/>
               <w:numId w:val="0"/>
             </w:numPr>
             <w:shd w:val="clear" w:fill="F5F5F5"/>
@@ -14133,6 +14289,7 @@
           <w:pPr>
             <w:widowControl w:val="0"/>
             <w:numPr>
+              <w:ilvl w:val="0"/>
               <w:numId w:val="0"/>
             </w:numPr>
             <w:shd w:val="clear" w:fill="F5F5F5"/>
@@ -14178,6 +14335,7 @@
           <w:pPr>
             <w:widowControl w:val="0"/>
             <w:numPr>
+              <w:ilvl w:val="0"/>
               <w:numId w:val="0"/>
             </w:numPr>
             <w:shd w:val="clear" w:fill="F5F5F5"/>
@@ -14307,6 +14465,7 @@
           <w:pPr>
             <w:widowControl w:val="0"/>
             <w:numPr>
+              <w:ilvl w:val="0"/>
               <w:numId w:val="0"/>
             </w:numPr>
             <w:shd w:val="clear" w:fill="F5F5F5"/>
@@ -14352,6 +14511,7 @@
           <w:pPr>
             <w:widowControl w:val="0"/>
             <w:numPr>
+              <w:ilvl w:val="0"/>
               <w:numId w:val="0"/>
             </w:numPr>
             <w:shd w:val="clear" w:fill="F5F5F5"/>
@@ -14481,6 +14641,7 @@
           <w:pPr>
             <w:widowControl w:val="0"/>
             <w:numPr>
+              <w:ilvl w:val="0"/>
               <w:numId w:val="0"/>
             </w:numPr>
             <w:shd w:val="clear" w:fill="F5F5F5"/>
@@ -14718,6 +14879,7 @@
           <w:pPr>
             <w:widowControl w:val="0"/>
             <w:numPr>
+              <w:ilvl w:val="0"/>
               <w:numId w:val="0"/>
             </w:numPr>
             <w:shd w:val="clear" w:fill="F5F5F5"/>
@@ -14991,6 +15153,7 @@
           <w:pPr>
             <w:widowControl w:val="0"/>
             <w:numPr>
+              <w:ilvl w:val="0"/>
               <w:numId w:val="0"/>
             </w:numPr>
             <w:shd w:val="clear" w:fill="F5F5F5"/>
@@ -15024,6 +15187,7 @@
           <w:pPr>
             <w:widowControl w:val="0"/>
             <w:numPr>
+              <w:ilvl w:val="0"/>
               <w:numId w:val="0"/>
             </w:numPr>
             <w:shd w:val="clear" w:fill="F5F5F5"/>
@@ -15069,6 +15233,7 @@
           <w:pPr>
             <w:widowControl w:val="0"/>
             <w:numPr>
+              <w:ilvl w:val="0"/>
               <w:numId w:val="0"/>
             </w:numPr>
             <w:shd w:val="clear" w:fill="F5F5F5"/>
@@ -15222,6 +15387,7 @@
           <w:pPr>
             <w:widowControl w:val="0"/>
             <w:numPr>
+              <w:ilvl w:val="0"/>
               <w:numId w:val="0"/>
             </w:numPr>
             <w:shd w:val="clear" w:fill="F5F5F5"/>
@@ -15399,6 +15565,7 @@
           <w:pPr>
             <w:widowControl w:val="0"/>
             <w:numPr>
+              <w:ilvl w:val="0"/>
               <w:numId w:val="0"/>
             </w:numPr>
             <w:shd w:val="clear" w:fill="F5F5F5"/>
@@ -15432,6 +15599,7 @@
           <w:pPr>
             <w:widowControl w:val="0"/>
             <w:numPr>
+              <w:ilvl w:val="0"/>
               <w:numId w:val="0"/>
             </w:numPr>
             <w:shd w:val="clear" w:fill="F5F5F5"/>
@@ -15477,6 +15645,7 @@
           <w:pPr>
             <w:widowControl w:val="0"/>
             <w:numPr>
+              <w:ilvl w:val="0"/>
               <w:numId w:val="0"/>
             </w:numPr>
             <w:shd w:val="clear" w:fill="F5F5F5"/>
@@ -15678,6 +15847,7 @@
           <w:pPr>
             <w:widowControl w:val="0"/>
             <w:numPr>
+              <w:ilvl w:val="0"/>
               <w:numId w:val="0"/>
             </w:numPr>
             <w:shd w:val="clear" w:fill="F5F5F5"/>
@@ -15879,6 +16049,7 @@
           <w:pPr>
             <w:widowControl w:val="0"/>
             <w:numPr>
+              <w:ilvl w:val="0"/>
               <w:numId w:val="0"/>
             </w:numPr>
             <w:shd w:val="clear" w:fill="F5F5F5"/>
@@ -15912,6 +16083,7 @@
           <w:pPr>
             <w:widowControl w:val="0"/>
             <w:numPr>
+              <w:ilvl w:val="0"/>
               <w:numId w:val="0"/>
             </w:numPr>
             <w:shd w:val="clear" w:fill="F5F5F5"/>
@@ -15957,6 +16129,7 @@
           <w:pPr>
             <w:widowControl w:val="0"/>
             <w:numPr>
+              <w:ilvl w:val="0"/>
               <w:numId w:val="0"/>
             </w:numPr>
             <w:shd w:val="clear" w:fill="F5F5F5"/>
@@ -16326,6 +16499,7 @@
           <w:pPr>
             <w:widowControl w:val="0"/>
             <w:numPr>
+              <w:ilvl w:val="0"/>
               <w:numId w:val="0"/>
             </w:numPr>
             <w:shd w:val="clear" w:fill="F5F5F5"/>
@@ -16383,6 +16557,7 @@
           <w:pPr>
             <w:widowControl w:val="0"/>
             <w:numPr>
+              <w:ilvl w:val="0"/>
               <w:numId w:val="0"/>
             </w:numPr>
             <w:shd w:val="clear" w:fill="F5F5F5"/>
@@ -16428,6 +16603,7 @@
           <w:pPr>
             <w:widowControl w:val="0"/>
             <w:numPr>
+              <w:ilvl w:val="0"/>
               <w:numId w:val="0"/>
             </w:numPr>
             <w:shd w:val="clear" w:fill="F5F5F5"/>
@@ -16653,6 +16829,7 @@
           <w:pPr>
             <w:widowControl w:val="0"/>
             <w:numPr>
+              <w:ilvl w:val="0"/>
               <w:numId w:val="0"/>
             </w:numPr>
             <w:shd w:val="clear" w:fill="F5F5F5"/>
@@ -16830,6 +17007,7 @@
           <w:pPr>
             <w:widowControl w:val="0"/>
             <w:numPr>
+              <w:ilvl w:val="0"/>
               <w:numId w:val="0"/>
             </w:numPr>
             <w:shd w:val="clear" w:fill="F5F5F5"/>
@@ -16959,6 +17137,7 @@
           <w:pPr>
             <w:widowControl w:val="0"/>
             <w:numPr>
+              <w:ilvl w:val="0"/>
               <w:numId w:val="0"/>
             </w:numPr>
             <w:shd w:val="clear" w:fill="F5F5F5"/>
@@ -16992,6 +17171,7 @@
           <w:pPr>
             <w:widowControl w:val="0"/>
             <w:numPr>
+              <w:ilvl w:val="0"/>
               <w:numId w:val="0"/>
             </w:numPr>
             <w:shd w:val="clear" w:fill="F5F5F5"/>
@@ -17037,6 +17217,7 @@
           <w:pPr>
             <w:widowControl w:val="0"/>
             <w:numPr>
+              <w:ilvl w:val="0"/>
               <w:numId w:val="0"/>
             </w:numPr>
             <w:shd w:val="clear" w:fill="F5F5F5"/>
@@ -17166,6 +17347,7 @@
           <w:pPr>
             <w:widowControl w:val="0"/>
             <w:numPr>
+              <w:ilvl w:val="0"/>
               <w:numId w:val="0"/>
             </w:numPr>
             <w:shd w:val="clear" w:fill="F5F5F5"/>
@@ -17211,6 +17393,7 @@
           <w:pPr>
             <w:widowControl w:val="0"/>
             <w:numPr>
+              <w:ilvl w:val="0"/>
               <w:numId w:val="0"/>
             </w:numPr>
             <w:shd w:val="clear" w:fill="F5F5F5"/>
@@ -17340,6 +17523,7 @@
           <w:pPr>
             <w:widowControl w:val="0"/>
             <w:numPr>
+              <w:ilvl w:val="0"/>
               <w:numId w:val="0"/>
             </w:numPr>
             <w:shd w:val="clear" w:fill="F5F5F5"/>
@@ -17577,6 +17761,7 @@
           <w:pPr>
             <w:widowControl w:val="0"/>
             <w:numPr>
+              <w:ilvl w:val="0"/>
               <w:numId w:val="0"/>
             </w:numPr>
             <w:shd w:val="clear" w:fill="F5F5F5"/>
@@ -17850,6 +18035,7 @@
           <w:pPr>
             <w:widowControl w:val="0"/>
             <w:numPr>
+              <w:ilvl w:val="0"/>
               <w:numId w:val="0"/>
             </w:numPr>
             <w:shd w:val="clear" w:fill="F5F5F5"/>
@@ -17883,6 +18069,7 @@
           <w:pPr>
             <w:widowControl w:val="0"/>
             <w:numPr>
+              <w:ilvl w:val="0"/>
               <w:numId w:val="0"/>
             </w:numPr>
             <w:shd w:val="clear" w:fill="F5F5F5"/>
@@ -17928,6 +18115,7 @@
           <w:pPr>
             <w:widowControl w:val="0"/>
             <w:numPr>
+              <w:ilvl w:val="0"/>
               <w:numId w:val="0"/>
             </w:numPr>
             <w:shd w:val="clear" w:fill="F5F5F5"/>
@@ -18081,6 +18269,7 @@
           <w:pPr>
             <w:widowControl w:val="0"/>
             <w:numPr>
+              <w:ilvl w:val="0"/>
               <w:numId w:val="0"/>
             </w:numPr>
             <w:shd w:val="clear" w:fill="F5F5F5"/>
@@ -18258,6 +18447,7 @@
           <w:pPr>
             <w:widowControl w:val="0"/>
             <w:numPr>
+              <w:ilvl w:val="0"/>
               <w:numId w:val="0"/>
             </w:numPr>
             <w:shd w:val="clear" w:fill="F5F5F5"/>
@@ -18291,6 +18481,7 @@
           <w:pPr>
             <w:widowControl w:val="0"/>
             <w:numPr>
+              <w:ilvl w:val="0"/>
               <w:numId w:val="0"/>
             </w:numPr>
             <w:shd w:val="clear" w:fill="F5F5F5"/>
@@ -18336,6 +18527,7 @@
           <w:pPr>
             <w:widowControl w:val="0"/>
             <w:numPr>
+              <w:ilvl w:val="0"/>
               <w:numId w:val="0"/>
             </w:numPr>
             <w:shd w:val="clear" w:fill="F5F5F5"/>
@@ -18537,6 +18729,7 @@
           <w:pPr>
             <w:widowControl w:val="0"/>
             <w:numPr>
+              <w:ilvl w:val="0"/>
               <w:numId w:val="0"/>
             </w:numPr>
             <w:shd w:val="clear" w:fill="F5F5F5"/>
@@ -18738,6 +18931,7 @@
           <w:pPr>
             <w:widowControl w:val="0"/>
             <w:numPr>
+              <w:ilvl w:val="0"/>
               <w:numId w:val="0"/>
             </w:numPr>
             <w:shd w:val="clear" w:fill="F5F5F5"/>
@@ -18771,6 +18965,7 @@
           <w:pPr>
             <w:widowControl w:val="0"/>
             <w:numPr>
+              <w:ilvl w:val="0"/>
               <w:numId w:val="0"/>
             </w:numPr>
             <w:shd w:val="clear" w:fill="F5F5F5"/>
@@ -18816,6 +19011,7 @@
           <w:pPr>
             <w:widowControl w:val="0"/>
             <w:numPr>
+              <w:ilvl w:val="0"/>
               <w:numId w:val="0"/>
             </w:numPr>
             <w:shd w:val="clear" w:fill="F5F5F5"/>
@@ -19185,6 +19381,7 @@
           <w:pPr>
             <w:widowControl w:val="0"/>
             <w:numPr>
+              <w:ilvl w:val="0"/>
               <w:numId w:val="0"/>
             </w:numPr>
             <w:shd w:val="clear" w:fill="F5F5F5"/>
@@ -19242,6 +19439,7 @@
           <w:pPr>
             <w:widowControl w:val="0"/>
             <w:numPr>
+              <w:ilvl w:val="0"/>
               <w:numId w:val="0"/>
             </w:numPr>
             <w:shd w:val="clear" w:fill="F5F5F5"/>
@@ -19287,6 +19485,7 @@
           <w:pPr>
             <w:widowControl w:val="0"/>
             <w:numPr>
+              <w:ilvl w:val="0"/>
               <w:numId w:val="0"/>
             </w:numPr>
             <w:shd w:val="clear" w:fill="F5F5F5"/>
@@ -19512,6 +19711,7 @@
           <w:pPr>
             <w:widowControl w:val="0"/>
             <w:numPr>
+              <w:ilvl w:val="0"/>
               <w:numId w:val="0"/>
             </w:numPr>
             <w:shd w:val="clear" w:fill="F5F5F5"/>
@@ -19689,6 +19889,7 @@
           <w:pPr>
             <w:widowControl w:val="0"/>
             <w:numPr>
+              <w:ilvl w:val="0"/>
               <w:numId w:val="0"/>
             </w:numPr>
             <w:shd w:val="clear" w:fill="F5F5F5"/>
@@ -19818,6 +20019,7 @@
           <w:pPr>
             <w:widowControl w:val="0"/>
             <w:numPr>
+              <w:ilvl w:val="0"/>
               <w:numId w:val="0"/>
             </w:numPr>
             <w:shd w:val="clear" w:fill="F5F5F5"/>
@@ -19851,6 +20053,7 @@
           <w:pPr>
             <w:widowControl w:val="0"/>
             <w:numPr>
+              <w:ilvl w:val="0"/>
               <w:numId w:val="0"/>
             </w:numPr>
             <w:shd w:val="clear" w:fill="F5F5F5"/>
@@ -19896,6 +20099,7 @@
           <w:pPr>
             <w:widowControl w:val="0"/>
             <w:numPr>
+              <w:ilvl w:val="0"/>
               <w:numId w:val="0"/>
             </w:numPr>
             <w:shd w:val="clear" w:fill="F5F5F5"/>
@@ -20145,6 +20349,7 @@
           <w:pPr>
             <w:widowControl w:val="0"/>
             <w:numPr>
+              <w:ilvl w:val="0"/>
               <w:numId w:val="0"/>
             </w:numPr>
             <w:shd w:val="clear" w:fill="F5F5F5"/>
@@ -20178,6 +20383,7 @@
           <w:pPr>
             <w:widowControl w:val="0"/>
             <w:numPr>
+              <w:ilvl w:val="0"/>
               <w:numId w:val="0"/>
             </w:numPr>
             <w:shd w:val="clear" w:fill="F5F5F5"/>
@@ -20223,6 +20429,7 @@
           <w:pPr>
             <w:widowControl w:val="0"/>
             <w:numPr>
+              <w:ilvl w:val="0"/>
               <w:numId w:val="0"/>
             </w:numPr>
             <w:shd w:val="clear" w:fill="F5F5F5"/>
@@ -20400,6 +20607,7 @@
           <w:pPr>
             <w:widowControl w:val="0"/>
             <w:numPr>
+              <w:ilvl w:val="0"/>
               <w:numId w:val="0"/>
             </w:numPr>
             <w:shd w:val="clear" w:fill="F5F5F5"/>
@@ -20601,6 +20809,7 @@
           <w:pPr>
             <w:widowControl w:val="0"/>
             <w:numPr>
+              <w:ilvl w:val="0"/>
               <w:numId w:val="0"/>
             </w:numPr>
             <w:shd w:val="clear" w:fill="F5F5F5"/>
@@ -20778,6 +20987,7 @@
           <w:pPr>
             <w:widowControl w:val="0"/>
             <w:numPr>
+              <w:ilvl w:val="0"/>
               <w:numId w:val="0"/>
             </w:numPr>
             <w:shd w:val="clear" w:fill="F5F5F5"/>
@@ -20979,6 +21189,7 @@
           <w:pPr>
             <w:widowControl w:val="0"/>
             <w:numPr>
+              <w:ilvl w:val="0"/>
               <w:numId w:val="0"/>
             </w:numPr>
             <w:shd w:val="clear" w:fill="F5F5F5"/>
@@ -21012,6 +21223,7 @@
           <w:pPr>
             <w:widowControl w:val="0"/>
             <w:numPr>
+              <w:ilvl w:val="0"/>
               <w:numId w:val="0"/>
             </w:numPr>
             <w:shd w:val="clear" w:fill="F5F5F5"/>
@@ -21057,6 +21269,7 @@
           <w:pPr>
             <w:widowControl w:val="0"/>
             <w:numPr>
+              <w:ilvl w:val="0"/>
               <w:numId w:val="0"/>
             </w:numPr>
             <w:shd w:val="clear" w:fill="F5F5F5"/>
@@ -21186,6 +21399,7 @@
           <w:pPr>
             <w:widowControl w:val="0"/>
             <w:numPr>
+              <w:ilvl w:val="0"/>
               <w:numId w:val="0"/>
             </w:numPr>
             <w:shd w:val="clear" w:fill="F5F5F5"/>
@@ -21219,6 +21433,7 @@
           <w:pPr>
             <w:widowControl w:val="0"/>
             <w:numPr>
+              <w:ilvl w:val="0"/>
               <w:numId w:val="0"/>
             </w:numPr>
             <w:shd w:val="clear" w:fill="F5F5F5"/>
@@ -21288,6 +21503,7 @@
           <w:pPr>
             <w:widowControl w:val="0"/>
             <w:numPr>
+              <w:ilvl w:val="0"/>
               <w:numId w:val="0"/>
             </w:numPr>
             <w:shd w:val="clear" w:fill="F5F5F5"/>
@@ -21309,6 +21525,7 @@
           <w:pPr>
             <w:widowControl w:val="0"/>
             <w:numPr>
+              <w:ilvl w:val="0"/>
               <w:numId w:val="0"/>
             </w:numPr>
             <w:shd w:val="clear" w:fill="F5F5F5"/>
@@ -21402,6 +21619,7 @@
           <w:pPr>
             <w:widowControl w:val="0"/>
             <w:numPr>
+              <w:ilvl w:val="0"/>
               <w:numId w:val="0"/>
             </w:numPr>
             <w:shd w:val="clear" w:fill="F5F5F5"/>
@@ -21447,6 +21665,7 @@
           <w:pPr>
             <w:widowControl w:val="0"/>
             <w:numPr>
+              <w:ilvl w:val="0"/>
               <w:numId w:val="0"/>
             </w:numPr>
             <w:shd w:val="clear" w:fill="F5F5F5"/>
@@ -21516,6 +21735,7 @@
           <w:pPr>
             <w:widowControl w:val="0"/>
             <w:numPr>
+              <w:ilvl w:val="0"/>
               <w:numId w:val="0"/>
             </w:numPr>
             <w:shd w:val="clear" w:fill="F5F5F5"/>
@@ -21549,6 +21769,7 @@
           <w:pPr>
             <w:widowControl w:val="0"/>
             <w:numPr>
+              <w:ilvl w:val="0"/>
               <w:numId w:val="0"/>
             </w:numPr>
             <w:shd w:val="clear" w:fill="F5F5F5"/>
@@ -21594,6 +21815,7 @@
           <w:pPr>
             <w:widowControl w:val="0"/>
             <w:numPr>
+              <w:ilvl w:val="0"/>
               <w:numId w:val="0"/>
             </w:numPr>
             <w:shd w:val="clear" w:fill="F5F5F5"/>
@@ -21699,6 +21921,7 @@
           <w:pPr>
             <w:widowControl w:val="0"/>
             <w:numPr>
+              <w:ilvl w:val="0"/>
               <w:numId w:val="0"/>
             </w:numPr>
             <w:shd w:val="clear" w:fill="F5F5F5"/>
@@ -21732,6 +21955,7 @@
           <w:pPr>
             <w:widowControl w:val="0"/>
             <w:numPr>
+              <w:ilvl w:val="0"/>
               <w:numId w:val="0"/>
             </w:numPr>
             <w:shd w:val="clear" w:fill="F5F5F5"/>
@@ -21777,6 +22001,7 @@
           <w:pPr>
             <w:widowControl w:val="0"/>
             <w:numPr>
+              <w:ilvl w:val="0"/>
               <w:numId w:val="0"/>
             </w:numPr>
             <w:shd w:val="clear" w:fill="F5F5F5"/>
@@ -21906,6 +22131,7 @@
           <w:pPr>
             <w:widowControl w:val="0"/>
             <w:numPr>
+              <w:ilvl w:val="0"/>
               <w:numId w:val="0"/>
             </w:numPr>
             <w:shd w:val="clear" w:fill="F5F5F5"/>
@@ -22011,6 +22237,7 @@
           <w:pPr>
             <w:widowControl w:val="0"/>
             <w:numPr>
+              <w:ilvl w:val="0"/>
               <w:numId w:val="0"/>
             </w:numPr>
             <w:shd w:val="clear" w:fill="F5F5F5"/>
@@ -22121,6 +22348,7 @@
       <w:pPr>
         <w:widowControl w:val="0"/>
         <w:numPr>
+          <w:ilvl w:val="0"/>
           <w:numId w:val="0"/>
         </w:numPr>
         <w:bidi w:val="0"/>
@@ -22148,6 +22376,7 @@
       <w:pPr>
         <w:widowControl w:val="0"/>
         <w:numPr>
+          <w:ilvl w:val="0"/>
           <w:numId w:val="0"/>
         </w:numPr>
         <w:bidi w:val="0"/>
@@ -22175,6 +22404,7 @@
       <w:pPr>
         <w:widowControl w:val="0"/>
         <w:numPr>
+          <w:ilvl w:val="0"/>
           <w:numId w:val="0"/>
         </w:numPr>
         <w:bidi w:val="0"/>
@@ -22202,6 +22432,7 @@
       <w:pPr>
         <w:widowControl w:val="0"/>
         <w:numPr>
+          <w:ilvl w:val="0"/>
           <w:numId w:val="0"/>
         </w:numPr>
         <w:bidi w:val="0"/>
@@ -22229,6 +22460,7 @@
       <w:pPr>
         <w:widowControl w:val="0"/>
         <w:numPr>
+          <w:ilvl w:val="0"/>
           <w:numId w:val="0"/>
         </w:numPr>
         <w:bidi w:val="0"/>
@@ -22247,6 +22479,7 @@
       <w:pPr>
         <w:widowControl w:val="0"/>
         <w:numPr>
+          <w:ilvl w:val="0"/>
           <w:numId w:val="0"/>
         </w:numPr>
         <w:bidi w:val="0"/>
@@ -22260,6 +22493,26 @@
           <w:lang w:val="en-US" w:eastAsia="zh-CN" w:bidi="ar-SA"/>
         </w:rPr>
       </w:pPr>
+      <w:r>
+        <w:rPr>
+          <w:rFonts w:hint="eastAsia" w:ascii="楷体_GB2312" w:hAnsi="楷体_GB2312" w:eastAsia="楷体_GB2312" w:cs="楷体_GB2312"/>
+          <w:kern w:val="2"/>
+          <w:sz w:val="28"/>
+          <w:szCs w:val="28"/>
+          <w:lang w:val="en-US" w:eastAsia="zh-CN" w:bidi="ar-SA"/>
+        </w:rPr>
+        <w:t>推送至GitHub仓库：</w:t>
+      </w:r>
+      <w:r>
+        <w:rPr>
+          <w:rFonts w:hint="default" w:ascii="仿宋_GB2312" w:hAnsi="仿宋_GB2312" w:eastAsia="仿宋_GB2312" w:cs="仿宋_GB2312"/>
+          <w:kern w:val="2"/>
+          <w:sz w:val="24"/>
+          <w:szCs w:val="24"/>
+          <w:lang w:val="en-US" w:eastAsia="zh-CN" w:bidi="ar-SA"/>
+        </w:rPr>
+        <w:t>https://github.com/L1169213133/lane-detection.git</w:t>
+      </w:r>
     </w:p>
     <w:sectPr>
       <w:footerReference r:id="rId3" w:type="default"/>
@@ -22315,22 +22568,6 @@
                       <a:ln w="6350">
                         <a:noFill/>
                       </a:ln>
-                      <a:extLst>
-                        <a:ext uri="{909E8E84-426E-40DD-AFC4-6F175D3DCCD1}">
-                          <a14:hiddenFill xmlns:a14="http://schemas.microsoft.com/office/drawing/2010/main">
-                            <a:solidFill>
-                              <a:schemeClr val="lt1"/>
-                            </a:solidFill>
-                          </a14:hiddenFill>
-                        </a:ext>
-                        <a:ext uri="{91240B29-F687-4F45-9708-019B960494DF}">
-                          <a14:hiddenLine xmlns:a14="http://schemas.microsoft.com/office/drawing/2010/main" w="6350">
-                            <a:solidFill>
-                              <a:prstClr val="black"/>
-                            </a:solidFill>
-                          </a14:hiddenLine>
-                        </a:ext>
-                      </a:extLst>
                     </wps:spPr>
                     <wps:style>
                       <a:lnRef idx="0">
@@ -22381,7 +22618,7 @@
         </mc:Choice>
         <mc:Fallback>
           <w:pict>
-            <v:shape id="_x0000_s1026" o:spid="_x0000_s1026" o:spt="202" type="#_x0000_t202" style="position:absolute;left:0pt;margin-top:0pt;height:144pt;width:144pt;mso-position-horizontal:center;mso-position-horizontal-relative:margin;mso-wrap-style:none;z-index:251659264;mso-width-relative:page;mso-height-relative:page;" filled="f" stroked="f" coordsize="21600,21600" o:gfxdata="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">
+            <v:shape id="_x0000_s1026" o:spid="_x0000_s1026" o:spt="202" type="#_x0000_t202" style="position:absolute;left:0pt;margin-top:0pt;height:144pt;width:144pt;mso-position-horizontal:center;mso-position-horizontal-relative:margin;mso-wrap-style:none;z-index:251659264;mso-width-relative:page;mso-height-relative:page;" filled="f" stroked="f" coordsize="21600,21600" o:gfxdata="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">
               <v:fill on="f" focussize="0,0"/>
               <v:stroke on="f" weight="0.5pt"/>
               <v:imagedata o:title=""/>

--- a/20257007-李振-车道线检测实验.docx
+++ b/20257007-李振-车道线检测实验.docx
@@ -2243,7 +2243,7 @@
               <w:sz w:val="28"/>
               <w:szCs w:val="24"/>
             </w:rPr>
-            <w:t>3</w:t>
+            <w:t>4</w:t>
           </w:r>
           <w:r>
             <w:rPr>
@@ -2350,7 +2350,7 @@
               <w:sz w:val="28"/>
               <w:szCs w:val="24"/>
             </w:rPr>
-            <w:t>3</w:t>
+            <w:t>4</w:t>
           </w:r>
           <w:r>
             <w:rPr>
@@ -2457,7 +2457,7 @@
               <w:sz w:val="28"/>
               <w:szCs w:val="24"/>
             </w:rPr>
-            <w:t>3</w:t>
+            <w:t>4</w:t>
           </w:r>
           <w:r>
             <w:rPr>
@@ -2564,7 +2564,7 @@
               <w:sz w:val="28"/>
               <w:szCs w:val="24"/>
             </w:rPr>
-            <w:t>3</w:t>
+            <w:t>4</w:t>
           </w:r>
           <w:r>
             <w:rPr>
@@ -2719,18 +2719,7 @@
               <w:szCs w:val="24"/>
               <w:lang w:val="en-US" w:eastAsia="zh-CN"/>
             </w:rPr>
-            <w:t xml:space="preserve">3.推送至GitHub仓库.................................... </w:t>
-          </w:r>
-          <w:bookmarkStart w:id="18" w:name="_GoBack"/>
-          <w:bookmarkEnd w:id="18"/>
-          <w:r>
-            <w:rPr>
-              <w:rFonts w:hint="eastAsia" w:ascii="楷体_GB2312" w:hAnsi="楷体_GB2312" w:eastAsia="楷体_GB2312" w:cs="楷体_GB2312"/>
-              <w:sz w:val="28"/>
-              <w:szCs w:val="24"/>
-              <w:lang w:val="en-US" w:eastAsia="zh-CN"/>
-            </w:rPr>
-            <w:t>7</w:t>
+            <w:t>3.推送至GitHub仓库.................................... 7</w:t>
           </w:r>
         </w:p>
       </w:sdtContent>
@@ -2768,22 +2757,22 @@
         <w:bidi w:val="0"/>
         <w:spacing w:before="0" w:after="0" w:line="240" w:lineRule="auto"/>
         <w:rPr>
-          <w:rFonts w:hint="eastAsia" w:ascii="楷体_GB2312" w:hAnsi="楷体_GB2312" w:eastAsia="楷体_GB2312" w:cs="楷体_GB2312"/>
+          <w:rFonts w:hint="eastAsia" w:ascii="黑体" w:hAnsi="黑体" w:eastAsia="黑体" w:cs="黑体"/>
           <w:b w:val="0"/>
           <w:bCs/>
-          <w:sz w:val="28"/>
-          <w:szCs w:val="13"/>
+          <w:sz w:val="32"/>
+          <w:szCs w:val="15"/>
           <w:lang w:val="en-US" w:eastAsia="zh-CN"/>
         </w:rPr>
       </w:pPr>
       <w:bookmarkStart w:id="0" w:name="_Toc30864"/>
       <w:r>
         <w:rPr>
-          <w:rFonts w:hint="eastAsia" w:ascii="楷体_GB2312" w:hAnsi="楷体_GB2312" w:eastAsia="楷体_GB2312" w:cs="楷体_GB2312"/>
+          <w:rFonts w:hint="eastAsia" w:ascii="黑体" w:hAnsi="黑体" w:eastAsia="黑体" w:cs="黑体"/>
           <w:b w:val="0"/>
           <w:bCs/>
-          <w:sz w:val="28"/>
-          <w:szCs w:val="13"/>
+          <w:sz w:val="32"/>
+          <w:szCs w:val="15"/>
           <w:lang w:val="en-US" w:eastAsia="zh-CN"/>
         </w:rPr>
         <w:t>一、实验目的</w:t>
@@ -2888,22 +2877,22 @@
         <w:bidi w:val="0"/>
         <w:spacing w:before="0" w:after="0" w:line="240" w:lineRule="auto"/>
         <w:rPr>
-          <w:rFonts w:hint="eastAsia" w:ascii="楷体_GB2312" w:hAnsi="楷体_GB2312" w:eastAsia="楷体_GB2312" w:cs="楷体_GB2312"/>
+          <w:rFonts w:hint="eastAsia" w:ascii="黑体" w:hAnsi="黑体" w:eastAsia="黑体" w:cs="黑体"/>
           <w:b w:val="0"/>
           <w:bCs/>
-          <w:sz w:val="28"/>
-          <w:szCs w:val="13"/>
+          <w:sz w:val="32"/>
+          <w:szCs w:val="15"/>
           <w:lang w:val="en-US" w:eastAsia="zh-CN"/>
         </w:rPr>
       </w:pPr>
       <w:bookmarkStart w:id="1" w:name="_Toc10447"/>
       <w:r>
         <w:rPr>
-          <w:rFonts w:hint="eastAsia" w:ascii="楷体_GB2312" w:hAnsi="楷体_GB2312" w:eastAsia="楷体_GB2312" w:cs="楷体_GB2312"/>
+          <w:rFonts w:hint="eastAsia" w:ascii="黑体" w:hAnsi="黑体" w:eastAsia="黑体" w:cs="黑体"/>
           <w:b w:val="0"/>
           <w:bCs/>
-          <w:sz w:val="28"/>
-          <w:szCs w:val="13"/>
+          <w:sz w:val="32"/>
+          <w:szCs w:val="15"/>
           <w:lang w:val="en-US" w:eastAsia="zh-CN"/>
         </w:rPr>
         <w:t>二、实验原理</w:t>
@@ -2916,22 +2905,22 @@
         <w:bidi w:val="0"/>
         <w:spacing w:beforeAutospacing="0" w:afterAutospacing="0"/>
         <w:rPr>
-          <w:rFonts w:hint="eastAsia" w:ascii="仿宋_GB2312" w:hAnsi="仿宋_GB2312" w:eastAsia="仿宋_GB2312" w:cs="仿宋_GB2312"/>
+          <w:rFonts w:hint="eastAsia" w:ascii="楷体_GB2312" w:hAnsi="楷体_GB2312" w:eastAsia="楷体_GB2312" w:cs="楷体_GB2312"/>
           <w:b w:val="0"/>
           <w:bCs w:val="0"/>
-          <w:sz w:val="24"/>
-          <w:szCs w:val="24"/>
+          <w:sz w:val="28"/>
+          <w:szCs w:val="28"/>
           <w:lang w:val="en-US" w:eastAsia="zh-CN"/>
         </w:rPr>
       </w:pPr>
       <w:bookmarkStart w:id="2" w:name="_Toc30506"/>
       <w:r>
         <w:rPr>
-          <w:rFonts w:hint="eastAsia" w:ascii="仿宋_GB2312" w:hAnsi="仿宋_GB2312" w:eastAsia="仿宋_GB2312" w:cs="仿宋_GB2312"/>
+          <w:rFonts w:hint="eastAsia" w:ascii="楷体_GB2312" w:hAnsi="楷体_GB2312" w:eastAsia="楷体_GB2312" w:cs="楷体_GB2312"/>
           <w:b w:val="0"/>
           <w:bCs w:val="0"/>
-          <w:sz w:val="24"/>
-          <w:szCs w:val="24"/>
+          <w:sz w:val="28"/>
+          <w:szCs w:val="28"/>
           <w:lang w:val="en-US" w:eastAsia="zh-CN"/>
         </w:rPr>
         <w:t>1.车道线检测基本原理</w:t>
@@ -3106,22 +3095,22 @@
         <w:bidi w:val="0"/>
         <w:spacing w:beforeAutospacing="0" w:afterAutospacing="0"/>
         <w:rPr>
-          <w:rFonts w:hint="eastAsia" w:ascii="仿宋_GB2312" w:hAnsi="仿宋_GB2312" w:eastAsia="仿宋_GB2312" w:cs="仿宋_GB2312"/>
+          <w:rFonts w:hint="eastAsia" w:ascii="楷体_GB2312" w:hAnsi="楷体_GB2312" w:eastAsia="楷体_GB2312" w:cs="楷体_GB2312"/>
           <w:b w:val="0"/>
           <w:bCs w:val="0"/>
-          <w:sz w:val="24"/>
-          <w:szCs w:val="24"/>
+          <w:sz w:val="28"/>
+          <w:szCs w:val="28"/>
           <w:lang w:val="en-US" w:eastAsia="zh-CN"/>
         </w:rPr>
       </w:pPr>
       <w:bookmarkStart w:id="3" w:name="_Toc28867"/>
       <w:r>
         <w:rPr>
-          <w:rFonts w:hint="eastAsia" w:ascii="仿宋_GB2312" w:hAnsi="仿宋_GB2312" w:eastAsia="仿宋_GB2312" w:cs="仿宋_GB2312"/>
+          <w:rFonts w:hint="eastAsia" w:ascii="楷体_GB2312" w:hAnsi="楷体_GB2312" w:eastAsia="楷体_GB2312" w:cs="楷体_GB2312"/>
           <w:b w:val="0"/>
           <w:bCs w:val="0"/>
-          <w:sz w:val="24"/>
-          <w:szCs w:val="24"/>
+          <w:sz w:val="28"/>
+          <w:szCs w:val="28"/>
           <w:lang w:val="en-US" w:eastAsia="zh-CN"/>
         </w:rPr>
         <w:t>2.关键技术</w:t>
@@ -3207,22 +3196,22 @@
         <w:bidi w:val="0"/>
         <w:spacing w:before="0" w:after="0" w:line="240" w:lineRule="auto"/>
         <w:rPr>
-          <w:rFonts w:hint="eastAsia" w:ascii="楷体_GB2312" w:hAnsi="楷体_GB2312" w:eastAsia="楷体_GB2312" w:cs="楷体_GB2312"/>
+          <w:rFonts w:hint="eastAsia" w:ascii="黑体" w:hAnsi="黑体" w:eastAsia="黑体" w:cs="黑体"/>
           <w:b w:val="0"/>
           <w:bCs/>
-          <w:sz w:val="28"/>
-          <w:szCs w:val="13"/>
+          <w:sz w:val="32"/>
+          <w:szCs w:val="15"/>
           <w:lang w:val="en-US" w:eastAsia="zh-CN"/>
         </w:rPr>
       </w:pPr>
       <w:bookmarkStart w:id="4" w:name="_Toc4142"/>
       <w:r>
         <w:rPr>
-          <w:rFonts w:hint="eastAsia" w:ascii="楷体_GB2312" w:hAnsi="楷体_GB2312" w:eastAsia="楷体_GB2312" w:cs="楷体_GB2312"/>
+          <w:rFonts w:hint="eastAsia" w:ascii="黑体" w:hAnsi="黑体" w:eastAsia="黑体" w:cs="黑体"/>
           <w:b w:val="0"/>
           <w:bCs/>
-          <w:sz w:val="28"/>
-          <w:szCs w:val="13"/>
+          <w:sz w:val="32"/>
+          <w:szCs w:val="15"/>
           <w:lang w:val="en-US" w:eastAsia="zh-CN"/>
         </w:rPr>
         <w:t>实验步骤</w:t>
@@ -3239,22 +3228,22 @@
         <w:bidi w:val="0"/>
         <w:spacing w:beforeAutospacing="0" w:afterAutospacing="0"/>
         <w:rPr>
-          <w:rFonts w:hint="eastAsia" w:ascii="仿宋_GB2312" w:hAnsi="仿宋_GB2312" w:eastAsia="仿宋_GB2312" w:cs="仿宋_GB2312"/>
+          <w:rFonts w:hint="eastAsia" w:ascii="楷体_GB2312" w:hAnsi="楷体_GB2312" w:eastAsia="楷体_GB2312" w:cs="楷体_GB2312"/>
           <w:b w:val="0"/>
           <w:bCs w:val="0"/>
-          <w:sz w:val="24"/>
-          <w:szCs w:val="24"/>
+          <w:sz w:val="28"/>
+          <w:szCs w:val="28"/>
           <w:lang w:val="en-US" w:eastAsia="zh-CN"/>
         </w:rPr>
       </w:pPr>
       <w:bookmarkStart w:id="5" w:name="_Toc7869"/>
       <w:r>
         <w:rPr>
-          <w:rFonts w:hint="eastAsia" w:ascii="仿宋_GB2312" w:hAnsi="仿宋_GB2312" w:eastAsia="仿宋_GB2312" w:cs="仿宋_GB2312"/>
+          <w:rFonts w:hint="eastAsia" w:ascii="楷体_GB2312" w:hAnsi="楷体_GB2312" w:eastAsia="楷体_GB2312" w:cs="楷体_GB2312"/>
           <w:b w:val="0"/>
           <w:bCs w:val="0"/>
-          <w:sz w:val="24"/>
-          <w:szCs w:val="24"/>
+          <w:sz w:val="28"/>
+          <w:szCs w:val="28"/>
           <w:lang w:val="en-US" w:eastAsia="zh-CN"/>
         </w:rPr>
         <w:t>程序流程</w:t>
@@ -3347,7 +3336,7 @@
           <w:r>
             <w:rPr>
               <w:rFonts w:hint="default" w:ascii="Consolas" w:hAnsi="仿宋_GB2312" w:eastAsia="宋体" w:cs="仿宋_GB2312"/>
-              <w:color w:val="347317"/>
+              <w:color w:val="BB2726"/>
               <w:kern w:val="2"/>
               <w:sz w:val="21"/>
               <w:szCs w:val="24"/>
@@ -3371,7 +3360,7 @@
           <w:r>
             <w:rPr>
               <w:rFonts w:hint="default" w:ascii="Consolas" w:hAnsi="仿宋_GB2312" w:eastAsia="宋体" w:cs="仿宋_GB2312"/>
-              <w:color w:val="347317"/>
+              <w:color w:val="BB2726"/>
               <w:kern w:val="2"/>
               <w:sz w:val="21"/>
               <w:szCs w:val="24"/>
@@ -3395,7 +3384,7 @@
           <w:r>
             <w:rPr>
               <w:rFonts w:hint="default" w:ascii="Consolas" w:hAnsi="仿宋_GB2312" w:eastAsia="宋体" w:cs="仿宋_GB2312"/>
-              <w:color w:val="347317"/>
+              <w:color w:val="BB2726"/>
               <w:kern w:val="2"/>
               <w:sz w:val="21"/>
               <w:szCs w:val="24"/>
@@ -3419,7 +3408,7 @@
           <w:r>
             <w:rPr>
               <w:rFonts w:hint="default" w:ascii="Consolas" w:hAnsi="仿宋_GB2312" w:eastAsia="宋体" w:cs="仿宋_GB2312"/>
-              <w:color w:val="347317"/>
+              <w:color w:val="BB2726"/>
               <w:kern w:val="2"/>
               <w:sz w:val="21"/>
               <w:szCs w:val="24"/>
@@ -3465,7 +3454,7 @@
           <w:r>
             <w:rPr>
               <w:rFonts w:hint="default" w:ascii="Consolas" w:hAnsi="仿宋_GB2312" w:eastAsia="宋体" w:cs="仿宋_GB2312"/>
-              <w:color w:val="347317"/>
+              <w:color w:val="BB2726"/>
               <w:kern w:val="2"/>
               <w:sz w:val="21"/>
               <w:szCs w:val="24"/>
@@ -3489,7 +3478,7 @@
           <w:r>
             <w:rPr>
               <w:rFonts w:hint="default" w:ascii="Consolas" w:hAnsi="仿宋_GB2312" w:eastAsia="宋体" w:cs="仿宋_GB2312"/>
-              <w:color w:val="347317"/>
+              <w:color w:val="BB2726"/>
               <w:kern w:val="2"/>
               <w:sz w:val="21"/>
               <w:szCs w:val="24"/>
@@ -3513,7 +3502,7 @@
           <w:r>
             <w:rPr>
               <w:rFonts w:hint="default" w:ascii="Consolas" w:hAnsi="仿宋_GB2312" w:eastAsia="宋体" w:cs="仿宋_GB2312"/>
-              <w:color w:val="347317"/>
+              <w:color w:val="BB2726"/>
               <w:kern w:val="2"/>
               <w:sz w:val="21"/>
               <w:szCs w:val="24"/>
@@ -3537,7 +3526,7 @@
           <w:r>
             <w:rPr>
               <w:rFonts w:hint="default" w:ascii="Consolas" w:hAnsi="仿宋_GB2312" w:eastAsia="宋体" w:cs="仿宋_GB2312"/>
-              <w:color w:val="347317"/>
+              <w:color w:val="BB2726"/>
               <w:kern w:val="2"/>
               <w:sz w:val="21"/>
               <w:szCs w:val="24"/>
@@ -3561,7 +3550,7 @@
           <w:r>
             <w:rPr>
               <w:rFonts w:hint="default" w:ascii="Consolas" w:hAnsi="仿宋_GB2312" w:eastAsia="宋体" w:cs="仿宋_GB2312"/>
-              <w:color w:val="347317"/>
+              <w:color w:val="C48200"/>
               <w:kern w:val="2"/>
               <w:sz w:val="21"/>
               <w:szCs w:val="24"/>
@@ -3641,7 +3630,7 @@
           <w:r>
             <w:rPr>
               <w:rFonts w:hint="default" w:ascii="Consolas" w:hAnsi="仿宋_GB2312" w:eastAsia="宋体" w:cs="仿宋_GB2312"/>
-              <w:color w:val="347317"/>
+              <w:color w:val="BB2726"/>
               <w:kern w:val="2"/>
               <w:sz w:val="21"/>
               <w:szCs w:val="24"/>
@@ -3665,7 +3654,7 @@
           <w:r>
             <w:rPr>
               <w:rFonts w:hint="default" w:ascii="Consolas" w:hAnsi="仿宋_GB2312" w:eastAsia="宋体" w:cs="仿宋_GB2312"/>
-              <w:color w:val="347317"/>
+              <w:color w:val="BB2726"/>
               <w:kern w:val="2"/>
               <w:sz w:val="21"/>
               <w:szCs w:val="24"/>
@@ -3689,7 +3678,7 @@
           <w:r>
             <w:rPr>
               <w:rFonts w:hint="default" w:ascii="Consolas" w:hAnsi="仿宋_GB2312" w:eastAsia="宋体" w:cs="仿宋_GB2312"/>
-              <w:color w:val="347317"/>
+              <w:color w:val="BB2726"/>
               <w:kern w:val="2"/>
               <w:sz w:val="21"/>
               <w:szCs w:val="24"/>
@@ -3713,7 +3702,7 @@
           <w:r>
             <w:rPr>
               <w:rFonts w:hint="default" w:ascii="Consolas" w:hAnsi="仿宋_GB2312" w:eastAsia="宋体" w:cs="仿宋_GB2312"/>
-              <w:color w:val="347317"/>
+              <w:color w:val="BB2726"/>
               <w:kern w:val="2"/>
               <w:sz w:val="21"/>
               <w:szCs w:val="24"/>
@@ -3737,7 +3726,7 @@
           <w:r>
             <w:rPr>
               <w:rFonts w:hint="default" w:ascii="Consolas" w:hAnsi="仿宋_GB2312" w:eastAsia="宋体" w:cs="仿宋_GB2312"/>
-              <w:color w:val="347317"/>
+              <w:color w:val="BB2726"/>
               <w:kern w:val="2"/>
               <w:sz w:val="21"/>
               <w:szCs w:val="24"/>
@@ -3761,7 +3750,7 @@
           <w:r>
             <w:rPr>
               <w:rFonts w:hint="default" w:ascii="Consolas" w:hAnsi="仿宋_GB2312" w:eastAsia="宋体" w:cs="仿宋_GB2312"/>
-              <w:color w:val="347317"/>
+              <w:color w:val="BB2726"/>
               <w:kern w:val="2"/>
               <w:sz w:val="21"/>
               <w:szCs w:val="24"/>
@@ -3841,7 +3830,7 @@
           <w:r>
             <w:rPr>
               <w:rFonts w:hint="default" w:ascii="Consolas" w:hAnsi="仿宋_GB2312" w:eastAsia="宋体" w:cs="仿宋_GB2312"/>
-              <w:color w:val="347317"/>
+              <w:color w:val="BB2726"/>
               <w:kern w:val="2"/>
               <w:sz w:val="21"/>
               <w:szCs w:val="24"/>
@@ -3865,7 +3854,7 @@
           <w:r>
             <w:rPr>
               <w:rFonts w:hint="default" w:ascii="Consolas" w:hAnsi="仿宋_GB2312" w:eastAsia="宋体" w:cs="仿宋_GB2312"/>
-              <w:color w:val="347317"/>
+              <w:color w:val="BB2726"/>
               <w:kern w:val="2"/>
               <w:sz w:val="21"/>
               <w:szCs w:val="24"/>
@@ -3889,7 +3878,7 @@
           <w:r>
             <w:rPr>
               <w:rFonts w:hint="default" w:ascii="Consolas" w:hAnsi="仿宋_GB2312" w:eastAsia="宋体" w:cs="仿宋_GB2312"/>
-              <w:color w:val="347317"/>
+              <w:color w:val="BB2726"/>
               <w:kern w:val="2"/>
               <w:sz w:val="21"/>
               <w:szCs w:val="24"/>
@@ -3947,7 +3936,7 @@
           <w:r>
             <w:rPr>
               <w:rFonts w:hint="default" w:ascii="Consolas" w:hAnsi="仿宋_GB2312" w:eastAsia="宋体" w:cs="仿宋_GB2312"/>
-              <w:color w:val="347317"/>
+              <w:color w:val="1E5FC7"/>
               <w:kern w:val="2"/>
               <w:sz w:val="21"/>
               <w:szCs w:val="24"/>
@@ -3971,7 +3960,7 @@
           <w:r>
             <w:rPr>
               <w:rFonts w:hint="default" w:ascii="Consolas" w:hAnsi="仿宋_GB2312" w:eastAsia="宋体" w:cs="仿宋_GB2312"/>
-              <w:color w:val="347317"/>
+              <w:color w:val="BB2726"/>
               <w:kern w:val="2"/>
               <w:sz w:val="21"/>
               <w:szCs w:val="24"/>
@@ -3995,38 +3984,14 @@
           <w:r>
             <w:rPr>
               <w:rFonts w:hint="default" w:ascii="Consolas" w:hAnsi="仿宋_GB2312" w:eastAsia="宋体" w:cs="仿宋_GB2312"/>
-              <w:color w:val="347317"/>
-              <w:kern w:val="2"/>
-              <w:sz w:val="21"/>
-              <w:szCs w:val="24"/>
-              <w:shd w:val="clear"/>
-              <w:lang w:val="en-US" w:eastAsia="zh-CN" w:bidi="ar-SA"/>
-            </w:rPr>
-            <w:t>0</w:t>
-          </w:r>
-          <w:r>
-            <w:rPr>
-              <w:rFonts w:hint="default" w:ascii="Consolas" w:hAnsi="仿宋_GB2312" w:eastAsia="宋体" w:cs="仿宋_GB2312"/>
-              <w:color w:val="252525"/>
-              <w:kern w:val="2"/>
-              <w:sz w:val="21"/>
-              <w:szCs w:val="24"/>
-              <w:shd w:val="clear"/>
-              <w:lang w:val="en-US" w:eastAsia="zh-CN" w:bidi="ar-SA"/>
-            </w:rPr>
-            <w:t>.</w:t>
-          </w:r>
-          <w:r>
-            <w:rPr>
-              <w:rFonts w:hint="default" w:ascii="Consolas" w:hAnsi="仿宋_GB2312" w:eastAsia="宋体" w:cs="仿宋_GB2312"/>
-              <w:color w:val="347317"/>
-              <w:kern w:val="2"/>
-              <w:sz w:val="21"/>
-              <w:szCs w:val="24"/>
-              <w:shd w:val="clear"/>
-              <w:lang w:val="en-US" w:eastAsia="zh-CN" w:bidi="ar-SA"/>
-            </w:rPr>
-            <w:t>02</w:t>
+              <w:color w:val="C48200"/>
+              <w:kern w:val="2"/>
+              <w:sz w:val="21"/>
+              <w:szCs w:val="24"/>
+              <w:shd w:val="clear"/>
+              <w:lang w:val="en-US" w:eastAsia="zh-CN" w:bidi="ar-SA"/>
+            </w:rPr>
+            <w:t>0.02</w:t>
           </w:r>
           <w:r>
             <w:rPr>
@@ -4043,7 +4008,7 @@
           <w:r>
             <w:rPr>
               <w:rFonts w:hint="default" w:ascii="Consolas" w:hAnsi="仿宋_GB2312" w:eastAsia="宋体" w:cs="仿宋_GB2312"/>
-              <w:color w:val="347317"/>
+              <w:color w:val="BB2726"/>
               <w:kern w:val="2"/>
               <w:sz w:val="21"/>
               <w:szCs w:val="24"/>
@@ -4113,7 +4078,7 @@
           <w:r>
             <w:rPr>
               <w:rFonts w:hint="default" w:ascii="Consolas" w:hAnsi="仿宋_GB2312" w:eastAsia="宋体" w:cs="仿宋_GB2312"/>
-              <w:color w:val="347317"/>
+              <w:color w:val="1E5FC7"/>
               <w:kern w:val="2"/>
               <w:sz w:val="21"/>
               <w:szCs w:val="24"/>
@@ -4137,7 +4102,7 @@
           <w:r>
             <w:rPr>
               <w:rFonts w:hint="default" w:ascii="Consolas" w:hAnsi="仿宋_GB2312" w:eastAsia="宋体" w:cs="仿宋_GB2312"/>
-              <w:color w:val="347317"/>
+              <w:color w:val="BB2726"/>
               <w:kern w:val="2"/>
               <w:sz w:val="21"/>
               <w:szCs w:val="24"/>
@@ -4161,38 +4126,14 @@
           <w:r>
             <w:rPr>
               <w:rFonts w:hint="default" w:ascii="Consolas" w:hAnsi="仿宋_GB2312" w:eastAsia="宋体" w:cs="仿宋_GB2312"/>
-              <w:color w:val="347317"/>
-              <w:kern w:val="2"/>
-              <w:sz w:val="21"/>
-              <w:szCs w:val="24"/>
-              <w:shd w:val="clear"/>
-              <w:lang w:val="en-US" w:eastAsia="zh-CN" w:bidi="ar-SA"/>
-            </w:rPr>
-            <w:t>0</w:t>
-          </w:r>
-          <w:r>
-            <w:rPr>
-              <w:rFonts w:hint="default" w:ascii="Consolas" w:hAnsi="仿宋_GB2312" w:eastAsia="宋体" w:cs="仿宋_GB2312"/>
-              <w:color w:val="252525"/>
-              <w:kern w:val="2"/>
-              <w:sz w:val="21"/>
-              <w:szCs w:val="24"/>
-              <w:shd w:val="clear"/>
-              <w:lang w:val="en-US" w:eastAsia="zh-CN" w:bidi="ar-SA"/>
-            </w:rPr>
-            <w:t>.</w:t>
-          </w:r>
-          <w:r>
-            <w:rPr>
-              <w:rFonts w:hint="default" w:ascii="Consolas" w:hAnsi="仿宋_GB2312" w:eastAsia="宋体" w:cs="仿宋_GB2312"/>
-              <w:color w:val="347317"/>
-              <w:kern w:val="2"/>
-              <w:sz w:val="21"/>
-              <w:szCs w:val="24"/>
-              <w:shd w:val="clear"/>
-              <w:lang w:val="en-US" w:eastAsia="zh-CN" w:bidi="ar-SA"/>
-            </w:rPr>
-            <w:t>47</w:t>
+              <w:color w:val="C48200"/>
+              <w:kern w:val="2"/>
+              <w:sz w:val="21"/>
+              <w:szCs w:val="24"/>
+              <w:shd w:val="clear"/>
+              <w:lang w:val="en-US" w:eastAsia="zh-CN" w:bidi="ar-SA"/>
+            </w:rPr>
+            <w:t>0.47</w:t>
           </w:r>
           <w:r>
             <w:rPr>
@@ -4209,7 +4150,7 @@
           <w:r>
             <w:rPr>
               <w:rFonts w:hint="default" w:ascii="Consolas" w:hAnsi="仿宋_GB2312" w:eastAsia="宋体" w:cs="仿宋_GB2312"/>
-              <w:color w:val="347317"/>
+              <w:color w:val="1E5FC7"/>
               <w:kern w:val="2"/>
               <w:sz w:val="21"/>
               <w:szCs w:val="24"/>
@@ -4233,7 +4174,7 @@
           <w:r>
             <w:rPr>
               <w:rFonts w:hint="default" w:ascii="Consolas" w:hAnsi="仿宋_GB2312" w:eastAsia="宋体" w:cs="仿宋_GB2312"/>
-              <w:color w:val="347317"/>
+              <w:color w:val="BB2726"/>
               <w:kern w:val="2"/>
               <w:sz w:val="21"/>
               <w:szCs w:val="24"/>
@@ -4257,38 +4198,14 @@
           <w:r>
             <w:rPr>
               <w:rFonts w:hint="default" w:ascii="Consolas" w:hAnsi="仿宋_GB2312" w:eastAsia="宋体" w:cs="仿宋_GB2312"/>
-              <w:color w:val="347317"/>
-              <w:kern w:val="2"/>
-              <w:sz w:val="21"/>
-              <w:szCs w:val="24"/>
-              <w:shd w:val="clear"/>
-              <w:lang w:val="en-US" w:eastAsia="zh-CN" w:bidi="ar-SA"/>
-            </w:rPr>
-            <w:t>0</w:t>
-          </w:r>
-          <w:r>
-            <w:rPr>
-              <w:rFonts w:hint="default" w:ascii="Consolas" w:hAnsi="仿宋_GB2312" w:eastAsia="宋体" w:cs="仿宋_GB2312"/>
-              <w:color w:val="252525"/>
-              <w:kern w:val="2"/>
-              <w:sz w:val="21"/>
-              <w:szCs w:val="24"/>
-              <w:shd w:val="clear"/>
-              <w:lang w:val="en-US" w:eastAsia="zh-CN" w:bidi="ar-SA"/>
-            </w:rPr>
-            <w:t>.</w:t>
-          </w:r>
-          <w:r>
-            <w:rPr>
-              <w:rFonts w:hint="default" w:ascii="Consolas" w:hAnsi="仿宋_GB2312" w:eastAsia="宋体" w:cs="仿宋_GB2312"/>
-              <w:color w:val="347317"/>
-              <w:kern w:val="2"/>
-              <w:sz w:val="21"/>
-              <w:szCs w:val="24"/>
-              <w:shd w:val="clear"/>
-              <w:lang w:val="en-US" w:eastAsia="zh-CN" w:bidi="ar-SA"/>
-            </w:rPr>
-            <w:t>60</w:t>
+              <w:color w:val="C48200"/>
+              <w:kern w:val="2"/>
+              <w:sz w:val="21"/>
+              <w:szCs w:val="24"/>
+              <w:shd w:val="clear"/>
+              <w:lang w:val="en-US" w:eastAsia="zh-CN" w:bidi="ar-SA"/>
+            </w:rPr>
+            <w:t>0.60</w:t>
           </w:r>
           <w:r>
             <w:rPr>
@@ -4351,7 +4268,7 @@
           <w:r>
             <w:rPr>
               <w:rFonts w:hint="default" w:ascii="Consolas" w:hAnsi="仿宋_GB2312" w:eastAsia="宋体" w:cs="仿宋_GB2312"/>
-              <w:color w:val="347317"/>
+              <w:color w:val="1E5FC7"/>
               <w:kern w:val="2"/>
               <w:sz w:val="21"/>
               <w:szCs w:val="24"/>
@@ -4375,7 +4292,7 @@
           <w:r>
             <w:rPr>
               <w:rFonts w:hint="default" w:ascii="Consolas" w:hAnsi="仿宋_GB2312" w:eastAsia="宋体" w:cs="仿宋_GB2312"/>
-              <w:color w:val="347317"/>
+              <w:color w:val="BB2726"/>
               <w:kern w:val="2"/>
               <w:sz w:val="21"/>
               <w:szCs w:val="24"/>
@@ -4399,38 +4316,14 @@
           <w:r>
             <w:rPr>
               <w:rFonts w:hint="default" w:ascii="Consolas" w:hAnsi="仿宋_GB2312" w:eastAsia="宋体" w:cs="仿宋_GB2312"/>
-              <w:color w:val="347317"/>
-              <w:kern w:val="2"/>
-              <w:sz w:val="21"/>
-              <w:szCs w:val="24"/>
-              <w:shd w:val="clear"/>
-              <w:lang w:val="en-US" w:eastAsia="zh-CN" w:bidi="ar-SA"/>
-            </w:rPr>
-            <w:t>0</w:t>
-          </w:r>
-          <w:r>
-            <w:rPr>
-              <w:rFonts w:hint="default" w:ascii="Consolas" w:hAnsi="仿宋_GB2312" w:eastAsia="宋体" w:cs="仿宋_GB2312"/>
-              <w:color w:val="252525"/>
-              <w:kern w:val="2"/>
-              <w:sz w:val="21"/>
-              <w:szCs w:val="24"/>
-              <w:shd w:val="clear"/>
-              <w:lang w:val="en-US" w:eastAsia="zh-CN" w:bidi="ar-SA"/>
-            </w:rPr>
-            <w:t>.</w:t>
-          </w:r>
-          <w:r>
-            <w:rPr>
-              <w:rFonts w:hint="default" w:ascii="Consolas" w:hAnsi="仿宋_GB2312" w:eastAsia="宋体" w:cs="仿宋_GB2312"/>
-              <w:color w:val="347317"/>
-              <w:kern w:val="2"/>
-              <w:sz w:val="21"/>
-              <w:szCs w:val="24"/>
-              <w:shd w:val="clear"/>
-              <w:lang w:val="en-US" w:eastAsia="zh-CN" w:bidi="ar-SA"/>
-            </w:rPr>
-            <w:t>53</w:t>
+              <w:color w:val="C48200"/>
+              <w:kern w:val="2"/>
+              <w:sz w:val="21"/>
+              <w:szCs w:val="24"/>
+              <w:shd w:val="clear"/>
+              <w:lang w:val="en-US" w:eastAsia="zh-CN" w:bidi="ar-SA"/>
+            </w:rPr>
+            <w:t>0.53</w:t>
           </w:r>
           <w:r>
             <w:rPr>
@@ -4447,7 +4340,7 @@
           <w:r>
             <w:rPr>
               <w:rFonts w:hint="default" w:ascii="Consolas" w:hAnsi="仿宋_GB2312" w:eastAsia="宋体" w:cs="仿宋_GB2312"/>
-              <w:color w:val="347317"/>
+              <w:color w:val="1E5FC7"/>
               <w:kern w:val="2"/>
               <w:sz w:val="21"/>
               <w:szCs w:val="24"/>
@@ -4471,7 +4364,7 @@
           <w:r>
             <w:rPr>
               <w:rFonts w:hint="default" w:ascii="Consolas" w:hAnsi="仿宋_GB2312" w:eastAsia="宋体" w:cs="仿宋_GB2312"/>
-              <w:color w:val="347317"/>
+              <w:color w:val="BB2726"/>
               <w:kern w:val="2"/>
               <w:sz w:val="21"/>
               <w:szCs w:val="24"/>
@@ -4495,38 +4388,14 @@
           <w:r>
             <w:rPr>
               <w:rFonts w:hint="default" w:ascii="Consolas" w:hAnsi="仿宋_GB2312" w:eastAsia="宋体" w:cs="仿宋_GB2312"/>
-              <w:color w:val="347317"/>
-              <w:kern w:val="2"/>
-              <w:sz w:val="21"/>
-              <w:szCs w:val="24"/>
-              <w:shd w:val="clear"/>
-              <w:lang w:val="en-US" w:eastAsia="zh-CN" w:bidi="ar-SA"/>
-            </w:rPr>
-            <w:t>0</w:t>
-          </w:r>
-          <w:r>
-            <w:rPr>
-              <w:rFonts w:hint="default" w:ascii="Consolas" w:hAnsi="仿宋_GB2312" w:eastAsia="宋体" w:cs="仿宋_GB2312"/>
-              <w:color w:val="252525"/>
-              <w:kern w:val="2"/>
-              <w:sz w:val="21"/>
-              <w:szCs w:val="24"/>
-              <w:shd w:val="clear"/>
-              <w:lang w:val="en-US" w:eastAsia="zh-CN" w:bidi="ar-SA"/>
-            </w:rPr>
-            <w:t>.</w:t>
-          </w:r>
-          <w:r>
-            <w:rPr>
-              <w:rFonts w:hint="default" w:ascii="Consolas" w:hAnsi="仿宋_GB2312" w:eastAsia="宋体" w:cs="仿宋_GB2312"/>
-              <w:color w:val="347317"/>
-              <w:kern w:val="2"/>
-              <w:sz w:val="21"/>
-              <w:szCs w:val="24"/>
-              <w:shd w:val="clear"/>
-              <w:lang w:val="en-US" w:eastAsia="zh-CN" w:bidi="ar-SA"/>
-            </w:rPr>
-            <w:t>60</w:t>
+              <w:color w:val="C48200"/>
+              <w:kern w:val="2"/>
+              <w:sz w:val="21"/>
+              <w:szCs w:val="24"/>
+              <w:shd w:val="clear"/>
+              <w:lang w:val="en-US" w:eastAsia="zh-CN" w:bidi="ar-SA"/>
+            </w:rPr>
+            <w:t>0.60</w:t>
           </w:r>
           <w:r>
             <w:rPr>
@@ -4589,7 +4458,7 @@
           <w:r>
             <w:rPr>
               <w:rFonts w:hint="default" w:ascii="Consolas" w:hAnsi="仿宋_GB2312" w:eastAsia="宋体" w:cs="仿宋_GB2312"/>
-              <w:color w:val="347317"/>
+              <w:color w:val="1E5FC7"/>
               <w:kern w:val="2"/>
               <w:sz w:val="21"/>
               <w:szCs w:val="24"/>
@@ -4613,7 +4482,7 @@
           <w:r>
             <w:rPr>
               <w:rFonts w:hint="default" w:ascii="Consolas" w:hAnsi="仿宋_GB2312" w:eastAsia="宋体" w:cs="仿宋_GB2312"/>
-              <w:color w:val="347317"/>
+              <w:color w:val="BB2726"/>
               <w:kern w:val="2"/>
               <w:sz w:val="21"/>
               <w:szCs w:val="24"/>
@@ -4637,38 +4506,14 @@
           <w:r>
             <w:rPr>
               <w:rFonts w:hint="default" w:ascii="Consolas" w:hAnsi="仿宋_GB2312" w:eastAsia="宋体" w:cs="仿宋_GB2312"/>
-              <w:color w:val="347317"/>
-              <w:kern w:val="2"/>
-              <w:sz w:val="21"/>
-              <w:szCs w:val="24"/>
-              <w:shd w:val="clear"/>
-              <w:lang w:val="en-US" w:eastAsia="zh-CN" w:bidi="ar-SA"/>
-            </w:rPr>
-            <w:t>0</w:t>
-          </w:r>
-          <w:r>
-            <w:rPr>
-              <w:rFonts w:hint="default" w:ascii="Consolas" w:hAnsi="仿宋_GB2312" w:eastAsia="宋体" w:cs="仿宋_GB2312"/>
-              <w:color w:val="252525"/>
-              <w:kern w:val="2"/>
-              <w:sz w:val="21"/>
-              <w:szCs w:val="24"/>
-              <w:shd w:val="clear"/>
-              <w:lang w:val="en-US" w:eastAsia="zh-CN" w:bidi="ar-SA"/>
-            </w:rPr>
-            <w:t>.</w:t>
-          </w:r>
-          <w:r>
-            <w:rPr>
-              <w:rFonts w:hint="default" w:ascii="Consolas" w:hAnsi="仿宋_GB2312" w:eastAsia="宋体" w:cs="仿宋_GB2312"/>
-              <w:color w:val="347317"/>
-              <w:kern w:val="2"/>
-              <w:sz w:val="21"/>
-              <w:szCs w:val="24"/>
-              <w:shd w:val="clear"/>
-              <w:lang w:val="en-US" w:eastAsia="zh-CN" w:bidi="ar-SA"/>
-            </w:rPr>
-            <w:t>98</w:t>
+              <w:color w:val="C48200"/>
+              <w:kern w:val="2"/>
+              <w:sz w:val="21"/>
+              <w:szCs w:val="24"/>
+              <w:shd w:val="clear"/>
+              <w:lang w:val="en-US" w:eastAsia="zh-CN" w:bidi="ar-SA"/>
+            </w:rPr>
+            <w:t>0.98</w:t>
           </w:r>
           <w:r>
             <w:rPr>
@@ -4685,7 +4530,7 @@
           <w:r>
             <w:rPr>
               <w:rFonts w:hint="default" w:ascii="Consolas" w:hAnsi="仿宋_GB2312" w:eastAsia="宋体" w:cs="仿宋_GB2312"/>
-              <w:color w:val="347317"/>
+              <w:color w:val="BB2726"/>
               <w:kern w:val="2"/>
               <w:sz w:val="21"/>
               <w:szCs w:val="24"/>
@@ -4755,7 +4600,7 @@
           <w:r>
             <w:rPr>
               <w:rFonts w:hint="default" w:ascii="Consolas" w:hAnsi="仿宋_GB2312" w:eastAsia="宋体" w:cs="仿宋_GB2312"/>
-              <w:color w:val="347317"/>
+              <w:color w:val="BB2726"/>
               <w:kern w:val="2"/>
               <w:sz w:val="21"/>
               <w:szCs w:val="24"/>
@@ -4779,7 +4624,7 @@
           <w:r>
             <w:rPr>
               <w:rFonts w:hint="default" w:ascii="Consolas" w:hAnsi="仿宋_GB2312" w:eastAsia="宋体" w:cs="仿宋_GB2312"/>
-              <w:color w:val="347317"/>
+              <w:color w:val="BB2726"/>
               <w:kern w:val="2"/>
               <w:sz w:val="21"/>
               <w:szCs w:val="24"/>
@@ -4803,7 +4648,7 @@
           <w:r>
             <w:rPr>
               <w:rFonts w:hint="default" w:ascii="Consolas" w:hAnsi="仿宋_GB2312" w:eastAsia="宋体" w:cs="仿宋_GB2312"/>
-              <w:color w:val="347317"/>
+              <w:color w:val="BB2726"/>
               <w:kern w:val="2"/>
               <w:sz w:val="21"/>
               <w:szCs w:val="24"/>
@@ -4883,7 +4728,7 @@
           <w:r>
             <w:rPr>
               <w:rFonts w:hint="default" w:ascii="Consolas" w:hAnsi="仿宋_GB2312" w:eastAsia="宋体" w:cs="仿宋_GB2312"/>
-              <w:color w:val="347317"/>
+              <w:color w:val="BB2726"/>
               <w:kern w:val="2"/>
               <w:sz w:val="21"/>
               <w:szCs w:val="24"/>
@@ -4907,7 +4752,7 @@
           <w:r>
             <w:rPr>
               <w:rFonts w:hint="default" w:ascii="Consolas" w:hAnsi="仿宋_GB2312" w:eastAsia="宋体" w:cs="仿宋_GB2312"/>
-              <w:color w:val="347317"/>
+              <w:color w:val="BB2726"/>
               <w:kern w:val="2"/>
               <w:sz w:val="21"/>
               <w:szCs w:val="24"/>
@@ -4931,7 +4776,7 @@
           <w:r>
             <w:rPr>
               <w:rFonts w:hint="default" w:ascii="Consolas" w:hAnsi="仿宋_GB2312" w:eastAsia="宋体" w:cs="仿宋_GB2312"/>
-              <w:color w:val="347317"/>
+              <w:color w:val="BB2726"/>
               <w:kern w:val="2"/>
               <w:sz w:val="21"/>
               <w:szCs w:val="24"/>
@@ -4955,7 +4800,7 @@
           <w:r>
             <w:rPr>
               <w:rFonts w:hint="default" w:ascii="Consolas" w:hAnsi="仿宋_GB2312" w:eastAsia="宋体" w:cs="仿宋_GB2312"/>
-              <w:color w:val="347317"/>
+              <w:color w:val="BB2726"/>
               <w:kern w:val="2"/>
               <w:sz w:val="21"/>
               <w:szCs w:val="24"/>
@@ -5001,7 +4846,7 @@
           <w:r>
             <w:rPr>
               <w:rFonts w:hint="default" w:ascii="Consolas" w:hAnsi="仿宋_GB2312" w:eastAsia="宋体" w:cs="仿宋_GB2312"/>
-              <w:color w:val="347317"/>
+              <w:color w:val="BB2726"/>
               <w:kern w:val="2"/>
               <w:sz w:val="21"/>
               <w:szCs w:val="24"/>
@@ -5025,7 +4870,7 @@
           <w:r>
             <w:rPr>
               <w:rFonts w:hint="default" w:ascii="Consolas" w:hAnsi="仿宋_GB2312" w:eastAsia="宋体" w:cs="仿宋_GB2312"/>
-              <w:color w:val="347317"/>
+              <w:color w:val="BB2726"/>
               <w:kern w:val="2"/>
               <w:sz w:val="21"/>
               <w:szCs w:val="24"/>
@@ -5049,7 +4894,7 @@
           <w:r>
             <w:rPr>
               <w:rFonts w:hint="default" w:ascii="Consolas" w:hAnsi="仿宋_GB2312" w:eastAsia="宋体" w:cs="仿宋_GB2312"/>
-              <w:color w:val="347317"/>
+              <w:color w:val="BB2726"/>
               <w:kern w:val="2"/>
               <w:sz w:val="21"/>
               <w:szCs w:val="24"/>
@@ -5073,7 +4918,7 @@
           <w:r>
             <w:rPr>
               <w:rFonts w:hint="default" w:ascii="Consolas" w:hAnsi="仿宋_GB2312" w:eastAsia="宋体" w:cs="仿宋_GB2312"/>
-              <w:color w:val="347317"/>
+              <w:color w:val="BB2726"/>
               <w:kern w:val="2"/>
               <w:sz w:val="21"/>
               <w:szCs w:val="24"/>
@@ -5097,7 +4942,7 @@
           <w:r>
             <w:rPr>
               <w:rFonts w:hint="default" w:ascii="Consolas" w:hAnsi="仿宋_GB2312" w:eastAsia="宋体" w:cs="仿宋_GB2312"/>
-              <w:color w:val="347317"/>
+              <w:color w:val="C48200"/>
               <w:kern w:val="2"/>
               <w:sz w:val="21"/>
               <w:szCs w:val="24"/>
@@ -5143,7 +4988,7 @@
           <w:r>
             <w:rPr>
               <w:rFonts w:hint="default" w:ascii="Consolas" w:hAnsi="仿宋_GB2312" w:eastAsia="宋体" w:cs="仿宋_GB2312"/>
-              <w:color w:val="347317"/>
+              <w:color w:val="BB2726"/>
               <w:kern w:val="2"/>
               <w:sz w:val="21"/>
               <w:szCs w:val="24"/>
@@ -5167,7 +5012,7 @@
           <w:r>
             <w:rPr>
               <w:rFonts w:hint="default" w:ascii="Consolas" w:hAnsi="仿宋_GB2312" w:eastAsia="宋体" w:cs="仿宋_GB2312"/>
-              <w:color w:val="347317"/>
+              <w:color w:val="BB2726"/>
               <w:kern w:val="2"/>
               <w:sz w:val="21"/>
               <w:szCs w:val="24"/>
@@ -5191,7 +5036,7 @@
           <w:r>
             <w:rPr>
               <w:rFonts w:hint="default" w:ascii="Consolas" w:hAnsi="仿宋_GB2312" w:eastAsia="宋体" w:cs="仿宋_GB2312"/>
-              <w:color w:val="347317"/>
+              <w:color w:val="BB2726"/>
               <w:kern w:val="2"/>
               <w:sz w:val="21"/>
               <w:szCs w:val="24"/>
@@ -5215,7 +5060,7 @@
           <w:r>
             <w:rPr>
               <w:rFonts w:hint="default" w:ascii="Consolas" w:hAnsi="仿宋_GB2312" w:eastAsia="宋体" w:cs="仿宋_GB2312"/>
-              <w:color w:val="347317"/>
+              <w:color w:val="BB2726"/>
               <w:kern w:val="2"/>
               <w:sz w:val="21"/>
               <w:szCs w:val="24"/>
@@ -5239,7 +5084,7 @@
           <w:r>
             <w:rPr>
               <w:rFonts w:hint="default" w:ascii="Consolas" w:hAnsi="仿宋_GB2312" w:eastAsia="宋体" w:cs="仿宋_GB2312"/>
-              <w:color w:val="347317"/>
+              <w:color w:val="BB2726"/>
               <w:kern w:val="2"/>
               <w:sz w:val="21"/>
               <w:szCs w:val="24"/>
@@ -5341,7 +5186,7 @@
           <w:r>
             <w:rPr>
               <w:rFonts w:hint="default" w:ascii="Consolas" w:hAnsi="仿宋_GB2312" w:eastAsia="宋体" w:cs="仿宋_GB2312"/>
-              <w:color w:val="347317"/>
+              <w:color w:val="BB2726"/>
               <w:kern w:val="2"/>
               <w:sz w:val="21"/>
               <w:szCs w:val="24"/>
@@ -5365,7 +5210,7 @@
           <w:r>
             <w:rPr>
               <w:rFonts w:hint="default" w:ascii="Consolas" w:hAnsi="仿宋_GB2312" w:eastAsia="宋体" w:cs="仿宋_GB2312"/>
-              <w:color w:val="347317"/>
+              <w:color w:val="BB2726"/>
               <w:kern w:val="2"/>
               <w:sz w:val="21"/>
               <w:szCs w:val="24"/>
@@ -5389,7 +5234,7 @@
           <w:r>
             <w:rPr>
               <w:rFonts w:hint="default" w:ascii="Consolas" w:hAnsi="仿宋_GB2312" w:eastAsia="宋体" w:cs="仿宋_GB2312"/>
-              <w:color w:val="347317"/>
+              <w:color w:val="BB2726"/>
               <w:kern w:val="2"/>
               <w:sz w:val="21"/>
               <w:szCs w:val="24"/>
@@ -5413,7 +5258,7 @@
           <w:r>
             <w:rPr>
               <w:rFonts w:hint="default" w:ascii="Consolas" w:hAnsi="仿宋_GB2312" w:eastAsia="宋体" w:cs="仿宋_GB2312"/>
-              <w:color w:val="347317"/>
+              <w:color w:val="BB2726"/>
               <w:kern w:val="2"/>
               <w:sz w:val="21"/>
               <w:szCs w:val="24"/>
@@ -5437,7 +5282,7 @@
           <w:r>
             <w:rPr>
               <w:rFonts w:hint="default" w:ascii="Consolas" w:hAnsi="仿宋_GB2312" w:eastAsia="宋体" w:cs="仿宋_GB2312"/>
-              <w:color w:val="347317"/>
+              <w:color w:val="C48200"/>
               <w:kern w:val="2"/>
               <w:sz w:val="21"/>
               <w:szCs w:val="24"/>
@@ -5461,7 +5306,7 @@
           <w:r>
             <w:rPr>
               <w:rFonts w:hint="default" w:ascii="Consolas" w:hAnsi="仿宋_GB2312" w:eastAsia="宋体" w:cs="仿宋_GB2312"/>
-              <w:color w:val="347317"/>
+              <w:color w:val="C48200"/>
               <w:kern w:val="2"/>
               <w:sz w:val="21"/>
               <w:szCs w:val="24"/>
@@ -5485,7 +5330,7 @@
           <w:r>
             <w:rPr>
               <w:rFonts w:hint="default" w:ascii="Consolas" w:hAnsi="仿宋_GB2312" w:eastAsia="宋体" w:cs="仿宋_GB2312"/>
-              <w:color w:val="347317"/>
+              <w:color w:val="C48200"/>
               <w:kern w:val="2"/>
               <w:sz w:val="21"/>
               <w:szCs w:val="24"/>
@@ -5531,7 +5376,7 @@
           <w:r>
             <w:rPr>
               <w:rFonts w:hint="default" w:ascii="Consolas" w:hAnsi="仿宋_GB2312" w:eastAsia="宋体" w:cs="仿宋_GB2312"/>
-              <w:color w:val="347317"/>
+              <w:color w:val="BB2726"/>
               <w:kern w:val="2"/>
               <w:sz w:val="21"/>
               <w:szCs w:val="24"/>
@@ -5555,7 +5400,7 @@
           <w:r>
             <w:rPr>
               <w:rFonts w:hint="default" w:ascii="Consolas" w:hAnsi="仿宋_GB2312" w:eastAsia="宋体" w:cs="仿宋_GB2312"/>
-              <w:color w:val="347317"/>
+              <w:color w:val="BB2726"/>
               <w:kern w:val="2"/>
               <w:sz w:val="21"/>
               <w:szCs w:val="24"/>
@@ -5579,7 +5424,7 @@
           <w:r>
             <w:rPr>
               <w:rFonts w:hint="default" w:ascii="Consolas" w:hAnsi="仿宋_GB2312" w:eastAsia="宋体" w:cs="仿宋_GB2312"/>
-              <w:color w:val="347317"/>
+              <w:color w:val="BB2726"/>
               <w:kern w:val="2"/>
               <w:sz w:val="21"/>
               <w:szCs w:val="24"/>
@@ -5603,7 +5448,7 @@
           <w:r>
             <w:rPr>
               <w:rFonts w:hint="default" w:ascii="Consolas" w:hAnsi="仿宋_GB2312" w:eastAsia="宋体" w:cs="仿宋_GB2312"/>
-              <w:color w:val="347317"/>
+              <w:color w:val="BB2726"/>
               <w:kern w:val="2"/>
               <w:sz w:val="21"/>
               <w:szCs w:val="24"/>
@@ -5627,7 +5472,7 @@
           <w:r>
             <w:rPr>
               <w:rFonts w:hint="default" w:ascii="Consolas" w:hAnsi="仿宋_GB2312" w:eastAsia="宋体" w:cs="仿宋_GB2312"/>
-              <w:color w:val="347317"/>
+              <w:color w:val="C48200"/>
               <w:kern w:val="2"/>
               <w:sz w:val="21"/>
               <w:szCs w:val="24"/>
@@ -5651,7 +5496,7 @@
           <w:r>
             <w:rPr>
               <w:rFonts w:hint="default" w:ascii="Consolas" w:hAnsi="仿宋_GB2312" w:eastAsia="宋体" w:cs="仿宋_GB2312"/>
-              <w:color w:val="347317"/>
+              <w:color w:val="C48200"/>
               <w:kern w:val="2"/>
               <w:sz w:val="21"/>
               <w:szCs w:val="24"/>
@@ -5753,7 +5598,7 @@
           <w:r>
             <w:rPr>
               <w:rFonts w:hint="default" w:ascii="Consolas" w:hAnsi="仿宋_GB2312" w:eastAsia="宋体" w:cs="仿宋_GB2312"/>
-              <w:color w:val="347317"/>
+              <w:color w:val="BB2726"/>
               <w:kern w:val="2"/>
               <w:sz w:val="21"/>
               <w:szCs w:val="24"/>
@@ -5777,7 +5622,7 @@
           <w:r>
             <w:rPr>
               <w:rFonts w:hint="default" w:ascii="Consolas" w:hAnsi="仿宋_GB2312" w:eastAsia="宋体" w:cs="仿宋_GB2312"/>
-              <w:color w:val="347317"/>
+              <w:color w:val="BB2726"/>
               <w:kern w:val="2"/>
               <w:sz w:val="21"/>
               <w:szCs w:val="24"/>
@@ -5801,7 +5646,7 @@
           <w:r>
             <w:rPr>
               <w:rFonts w:hint="default" w:ascii="Consolas" w:hAnsi="仿宋_GB2312" w:eastAsia="宋体" w:cs="仿宋_GB2312"/>
-              <w:color w:val="347317"/>
+              <w:color w:val="1E5FC7"/>
               <w:kern w:val="2"/>
               <w:sz w:val="21"/>
               <w:szCs w:val="24"/>
@@ -5825,7 +5670,7 @@
           <w:r>
             <w:rPr>
               <w:rFonts w:hint="default" w:ascii="Consolas" w:hAnsi="仿宋_GB2312" w:eastAsia="宋体" w:cs="仿宋_GB2312"/>
-              <w:color w:val="347317"/>
+              <w:color w:val="BB2726"/>
               <w:kern w:val="2"/>
               <w:sz w:val="21"/>
               <w:szCs w:val="24"/>
@@ -5849,38 +5694,14 @@
           <w:r>
             <w:rPr>
               <w:rFonts w:hint="default" w:ascii="Consolas" w:hAnsi="仿宋_GB2312" w:eastAsia="宋体" w:cs="仿宋_GB2312"/>
-              <w:color w:val="347317"/>
-              <w:kern w:val="2"/>
-              <w:sz w:val="21"/>
-              <w:szCs w:val="24"/>
-              <w:shd w:val="clear"/>
-              <w:lang w:val="en-US" w:eastAsia="zh-CN" w:bidi="ar-SA"/>
-            </w:rPr>
-            <w:t>0</w:t>
-          </w:r>
-          <w:r>
-            <w:rPr>
-              <w:rFonts w:hint="default" w:ascii="Consolas" w:hAnsi="仿宋_GB2312" w:eastAsia="宋体" w:cs="仿宋_GB2312"/>
-              <w:color w:val="252525"/>
-              <w:kern w:val="2"/>
-              <w:sz w:val="21"/>
-              <w:szCs w:val="24"/>
-              <w:shd w:val="clear"/>
-              <w:lang w:val="en-US" w:eastAsia="zh-CN" w:bidi="ar-SA"/>
-            </w:rPr>
-            <w:t>.</w:t>
-          </w:r>
-          <w:r>
-            <w:rPr>
-              <w:rFonts w:hint="default" w:ascii="Consolas" w:hAnsi="仿宋_GB2312" w:eastAsia="宋体" w:cs="仿宋_GB2312"/>
-              <w:color w:val="347317"/>
-              <w:kern w:val="2"/>
-              <w:sz w:val="21"/>
-              <w:szCs w:val="24"/>
-              <w:shd w:val="clear"/>
-              <w:lang w:val="en-US" w:eastAsia="zh-CN" w:bidi="ar-SA"/>
-            </w:rPr>
-            <w:t>35</w:t>
+              <w:color w:val="C48200"/>
+              <w:kern w:val="2"/>
+              <w:sz w:val="21"/>
+              <w:szCs w:val="24"/>
+              <w:shd w:val="clear"/>
+              <w:lang w:val="en-US" w:eastAsia="zh-CN" w:bidi="ar-SA"/>
+            </w:rPr>
+            <w:t>0.35</w:t>
           </w:r>
           <w:r>
             <w:rPr>
@@ -6009,7 +5830,7 @@
           <w:r>
             <w:rPr>
               <w:rFonts w:hint="default" w:ascii="Consolas" w:hAnsi="仿宋_GB2312" w:eastAsia="宋体" w:cs="仿宋_GB2312"/>
-              <w:color w:val="347317"/>
+              <w:color w:val="BB2726"/>
               <w:kern w:val="2"/>
               <w:sz w:val="21"/>
               <w:szCs w:val="24"/>
@@ -6033,7 +5854,7 @@
           <w:r>
             <w:rPr>
               <w:rFonts w:hint="default" w:ascii="Consolas" w:hAnsi="仿宋_GB2312" w:eastAsia="宋体" w:cs="仿宋_GB2312"/>
-              <w:color w:val="347317"/>
+              <w:color w:val="BB2726"/>
               <w:kern w:val="2"/>
               <w:sz w:val="21"/>
               <w:szCs w:val="24"/>
@@ -6057,7 +5878,7 @@
           <w:r>
             <w:rPr>
               <w:rFonts w:hint="default" w:ascii="Consolas" w:hAnsi="仿宋_GB2312" w:eastAsia="宋体" w:cs="仿宋_GB2312"/>
-              <w:color w:val="347317"/>
+              <w:color w:val="1E5FC7"/>
               <w:kern w:val="2"/>
               <w:sz w:val="21"/>
               <w:szCs w:val="24"/>
@@ -6081,7 +5902,7 @@
           <w:r>
             <w:rPr>
               <w:rFonts w:hint="default" w:ascii="Consolas" w:hAnsi="仿宋_GB2312" w:eastAsia="宋体" w:cs="仿宋_GB2312"/>
-              <w:color w:val="347317"/>
+              <w:color w:val="BB2726"/>
               <w:kern w:val="2"/>
               <w:sz w:val="21"/>
               <w:szCs w:val="24"/>
@@ -6105,38 +5926,14 @@
           <w:r>
             <w:rPr>
               <w:rFonts w:hint="default" w:ascii="Consolas" w:hAnsi="仿宋_GB2312" w:eastAsia="宋体" w:cs="仿宋_GB2312"/>
-              <w:color w:val="347317"/>
-              <w:kern w:val="2"/>
-              <w:sz w:val="21"/>
-              <w:szCs w:val="24"/>
-              <w:shd w:val="clear"/>
-              <w:lang w:val="en-US" w:eastAsia="zh-CN" w:bidi="ar-SA"/>
-            </w:rPr>
-            <w:t>0</w:t>
-          </w:r>
-          <w:r>
-            <w:rPr>
-              <w:rFonts w:hint="default" w:ascii="Consolas" w:hAnsi="仿宋_GB2312" w:eastAsia="宋体" w:cs="仿宋_GB2312"/>
-              <w:color w:val="252525"/>
-              <w:kern w:val="2"/>
-              <w:sz w:val="21"/>
-              <w:szCs w:val="24"/>
-              <w:shd w:val="clear"/>
-              <w:lang w:val="en-US" w:eastAsia="zh-CN" w:bidi="ar-SA"/>
-            </w:rPr>
-            <w:t>.</w:t>
-          </w:r>
-          <w:r>
-            <w:rPr>
-              <w:rFonts w:hint="default" w:ascii="Consolas" w:hAnsi="仿宋_GB2312" w:eastAsia="宋体" w:cs="仿宋_GB2312"/>
-              <w:color w:val="347317"/>
-              <w:kern w:val="2"/>
-              <w:sz w:val="21"/>
-              <w:szCs w:val="24"/>
-              <w:shd w:val="clear"/>
-              <w:lang w:val="en-US" w:eastAsia="zh-CN" w:bidi="ar-SA"/>
-            </w:rPr>
-            <w:t>65</w:t>
+              <w:color w:val="C48200"/>
+              <w:kern w:val="2"/>
+              <w:sz w:val="21"/>
+              <w:szCs w:val="24"/>
+              <w:shd w:val="clear"/>
+              <w:lang w:val="en-US" w:eastAsia="zh-CN" w:bidi="ar-SA"/>
+            </w:rPr>
+            <w:t>0.65</w:t>
           </w:r>
           <w:r>
             <w:rPr>
@@ -6376,22 +6173,22 @@
         <w:bidi w:val="0"/>
         <w:spacing w:beforeAutospacing="0" w:afterAutospacing="0"/>
         <w:rPr>
-          <w:rFonts w:hint="eastAsia" w:ascii="仿宋_GB2312" w:hAnsi="仿宋_GB2312" w:eastAsia="仿宋_GB2312" w:cs="仿宋_GB2312"/>
+          <w:rFonts w:hint="eastAsia" w:ascii="楷体_GB2312" w:hAnsi="楷体_GB2312" w:eastAsia="楷体_GB2312" w:cs="楷体_GB2312"/>
           <w:b w:val="0"/>
           <w:bCs w:val="0"/>
-          <w:sz w:val="24"/>
-          <w:szCs w:val="24"/>
+          <w:sz w:val="28"/>
+          <w:szCs w:val="28"/>
           <w:lang w:val="en-US" w:eastAsia="zh-CN"/>
         </w:rPr>
       </w:pPr>
       <w:bookmarkStart w:id="6" w:name="_Toc14418"/>
       <w:r>
         <w:rPr>
-          <w:rFonts w:hint="eastAsia" w:ascii="仿宋_GB2312" w:hAnsi="仿宋_GB2312" w:eastAsia="仿宋_GB2312" w:cs="仿宋_GB2312"/>
+          <w:rFonts w:hint="eastAsia" w:ascii="楷体_GB2312" w:hAnsi="楷体_GB2312" w:eastAsia="楷体_GB2312" w:cs="楷体_GB2312"/>
           <w:b w:val="0"/>
           <w:bCs w:val="0"/>
-          <w:sz w:val="24"/>
-          <w:szCs w:val="24"/>
+          <w:sz w:val="28"/>
+          <w:szCs w:val="28"/>
           <w:lang w:val="en-US" w:eastAsia="zh-CN"/>
         </w:rPr>
         <w:t>关键参数设置</w:t>
@@ -6559,22 +6356,22 @@
         <w:bidi w:val="0"/>
         <w:spacing w:before="0" w:after="0" w:line="240" w:lineRule="auto"/>
         <w:rPr>
-          <w:rFonts w:hint="eastAsia" w:ascii="楷体_GB2312" w:hAnsi="楷体_GB2312" w:eastAsia="楷体_GB2312" w:cs="楷体_GB2312"/>
+          <w:rFonts w:hint="eastAsia" w:ascii="黑体" w:hAnsi="黑体" w:eastAsia="黑体" w:cs="黑体"/>
           <w:b w:val="0"/>
           <w:bCs/>
-          <w:sz w:val="28"/>
-          <w:szCs w:val="13"/>
+          <w:sz w:val="32"/>
+          <w:szCs w:val="15"/>
           <w:lang w:val="en-US" w:eastAsia="zh-CN"/>
         </w:rPr>
       </w:pPr>
       <w:bookmarkStart w:id="7" w:name="_Toc14523"/>
       <w:r>
         <w:rPr>
-          <w:rFonts w:hint="eastAsia" w:ascii="楷体_GB2312" w:hAnsi="楷体_GB2312" w:eastAsia="楷体_GB2312" w:cs="楷体_GB2312"/>
+          <w:rFonts w:hint="eastAsia" w:ascii="黑体" w:hAnsi="黑体" w:eastAsia="黑体" w:cs="黑体"/>
           <w:b w:val="0"/>
           <w:bCs/>
-          <w:sz w:val="28"/>
-          <w:szCs w:val="13"/>
+          <w:sz w:val="32"/>
+          <w:szCs w:val="15"/>
           <w:lang w:val="en-US" w:eastAsia="zh-CN"/>
         </w:rPr>
         <w:t>四、实验结果与分析</w:t>
@@ -6587,27 +6384,99 @@
         <w:bidi w:val="0"/>
         <w:spacing w:beforeAutospacing="0" w:afterAutospacing="0"/>
         <w:rPr>
-          <w:rFonts w:hint="eastAsia" w:ascii="仿宋_GB2312" w:hAnsi="仿宋_GB2312" w:eastAsia="仿宋_GB2312" w:cs="仿宋_GB2312"/>
+          <w:rFonts w:hint="eastAsia" w:ascii="楷体_GB2312" w:hAnsi="楷体_GB2312" w:eastAsia="楷体_GB2312" w:cs="楷体_GB2312"/>
           <w:b w:val="0"/>
           <w:bCs w:val="0"/>
-          <w:sz w:val="24"/>
-          <w:szCs w:val="24"/>
+          <w:sz w:val="28"/>
+          <w:szCs w:val="28"/>
           <w:lang w:val="en-US" w:eastAsia="zh-CN"/>
         </w:rPr>
       </w:pPr>
       <w:bookmarkStart w:id="8" w:name="_Toc14646"/>
       <w:r>
         <w:rPr>
-          <w:rFonts w:hint="eastAsia" w:ascii="仿宋_GB2312" w:hAnsi="仿宋_GB2312" w:eastAsia="仿宋_GB2312" w:cs="仿宋_GB2312"/>
+          <w:rFonts w:hint="eastAsia" w:ascii="楷体_GB2312" w:hAnsi="楷体_GB2312" w:eastAsia="楷体_GB2312" w:cs="楷体_GB2312"/>
           <w:b w:val="0"/>
           <w:bCs w:val="0"/>
-          <w:sz w:val="24"/>
-          <w:szCs w:val="24"/>
+          <w:sz w:val="28"/>
+          <w:szCs w:val="28"/>
           <w:lang w:val="en-US" w:eastAsia="zh-CN"/>
         </w:rPr>
         <w:t>1.检测结果</w:t>
       </w:r>
       <w:bookmarkEnd w:id="8"/>
+    </w:p>
+    <w:p>
+      <w:pPr>
+        <w:jc w:val="center"/>
+        <w:rPr>
+          <w:rFonts w:hint="eastAsia"/>
+          <w:lang w:val="en-US" w:eastAsia="zh-CN"/>
+        </w:rPr>
+      </w:pPr>
+      <w:r>
+        <w:rPr>
+          <w:rFonts w:hint="eastAsia"/>
+          <w:lang w:val="en-US" w:eastAsia="zh-CN"/>
+        </w:rPr>
+        <w:drawing>
+          <wp:inline distT="0" distB="0" distL="114300" distR="114300">
+            <wp:extent cx="3029585" cy="2952115"/>
+            <wp:effectExtent l="0" t="0" r="3175" b="4445"/>
+            <wp:docPr id="5" name="图片 5" descr="test4"/>
+            <wp:cNvGraphicFramePr>
+              <a:graphicFrameLocks xmlns:a="http://schemas.openxmlformats.org/drawingml/2006/main" noChangeAspect="1"/>
+            </wp:cNvGraphicFramePr>
+            <a:graphic xmlns:a="http://schemas.openxmlformats.org/drawingml/2006/main">
+              <a:graphicData uri="http://schemas.openxmlformats.org/drawingml/2006/picture">
+                <pic:pic xmlns:pic="http://schemas.openxmlformats.org/drawingml/2006/picture">
+                  <pic:nvPicPr>
+                    <pic:cNvPr id="5" name="图片 5" descr="test4"/>
+                    <pic:cNvPicPr>
+                      <a:picLocks noChangeAspect="1"/>
+                    </pic:cNvPicPr>
+                  </pic:nvPicPr>
+                  <pic:blipFill>
+                    <a:blip r:embed="rId6"/>
+                    <a:stretch>
+                      <a:fillRect/>
+                    </a:stretch>
+                  </pic:blipFill>
+                  <pic:spPr>
+                    <a:xfrm>
+                      <a:off x="0" y="0"/>
+                      <a:ext cx="3029585" cy="2952115"/>
+                    </a:xfrm>
+                    <a:prstGeom prst="rect">
+                      <a:avLst/>
+                    </a:prstGeom>
+                  </pic:spPr>
+                </pic:pic>
+              </a:graphicData>
+            </a:graphic>
+          </wp:inline>
+        </w:drawing>
+      </w:r>
+    </w:p>
+    <w:p>
+      <w:pPr>
+        <w:jc w:val="center"/>
+        <w:rPr>
+          <w:rFonts w:hint="eastAsia" w:ascii="仿宋_GB2312" w:hAnsi="仿宋_GB2312" w:eastAsia="仿宋_GB2312" w:cs="仿宋_GB2312"/>
+          <w:sz w:val="24"/>
+          <w:szCs w:val="22"/>
+          <w:lang w:val="en-US" w:eastAsia="zh-CN"/>
+        </w:rPr>
+      </w:pPr>
+      <w:r>
+        <w:rPr>
+          <w:rFonts w:hint="eastAsia" w:ascii="仿宋_GB2312" w:hAnsi="仿宋_GB2312" w:eastAsia="仿宋_GB2312" w:cs="仿宋_GB2312"/>
+          <w:sz w:val="24"/>
+          <w:szCs w:val="22"/>
+          <w:lang w:val="en-US" w:eastAsia="zh-CN"/>
+        </w:rPr>
+        <w:t>图1 道路原图</w:t>
+      </w:r>
     </w:p>
     <w:p>
       <w:pPr>
@@ -6647,7 +6516,7 @@
         </w:numPr>
         <w:bidi w:val="0"/>
         <w:ind w:leftChars="0"/>
-        <w:jc w:val="left"/>
+        <w:jc w:val="center"/>
         <w:rPr>
           <w:rFonts w:hint="default" w:ascii="仿宋_GB2312" w:hAnsi="仿宋_GB2312" w:eastAsia="仿宋_GB2312" w:cs="仿宋_GB2312"/>
           <w:kern w:val="2"/>
@@ -6666,8 +6535,8 @@
         </w:rPr>
         <w:drawing>
           <wp:inline distT="0" distB="0" distL="114300" distR="114300">
-            <wp:extent cx="4064000" cy="3959860"/>
-            <wp:effectExtent l="0" t="0" r="5080" b="2540"/>
+            <wp:extent cx="3694430" cy="3599815"/>
+            <wp:effectExtent l="0" t="0" r="8890" b="12065"/>
             <wp:docPr id="3" name="图片 3" descr="lane_detection_result"/>
             <wp:cNvGraphicFramePr>
               <a:graphicFrameLocks xmlns:a="http://schemas.openxmlformats.org/drawingml/2006/main" noChangeAspect="1"/>
@@ -6682,7 +6551,7 @@
                     </pic:cNvPicPr>
                   </pic:nvPicPr>
                   <pic:blipFill>
-                    <a:blip r:embed="rId6"/>
+                    <a:blip r:embed="rId7"/>
                     <a:stretch>
                       <a:fillRect/>
                     </a:stretch>
@@ -6690,7 +6559,7 @@
                   <pic:spPr>
                     <a:xfrm>
                       <a:off x="0" y="0"/>
-                      <a:ext cx="4064000" cy="3959860"/>
+                      <a:ext cx="3694430" cy="3599815"/>
                     </a:xfrm>
                     <a:prstGeom prst="rect">
                       <a:avLst/>
@@ -6701,6 +6570,35 @@
             </a:graphic>
           </wp:inline>
         </w:drawing>
+      </w:r>
+    </w:p>
+    <w:p>
+      <w:pPr>
+        <w:widowControl w:val="0"/>
+        <w:numPr>
+          <w:ilvl w:val="0"/>
+          <w:numId w:val="0"/>
+        </w:numPr>
+        <w:bidi w:val="0"/>
+        <w:ind w:leftChars="0"/>
+        <w:jc w:val="center"/>
+        <w:rPr>
+          <w:rFonts w:hint="default" w:ascii="仿宋_GB2312" w:hAnsi="仿宋_GB2312" w:eastAsia="仿宋_GB2312" w:cs="仿宋_GB2312"/>
+          <w:kern w:val="2"/>
+          <w:sz w:val="24"/>
+          <w:szCs w:val="24"/>
+          <w:lang w:val="en-US" w:eastAsia="zh-CN" w:bidi="ar-SA"/>
+        </w:rPr>
+      </w:pPr>
+      <w:r>
+        <w:rPr>
+          <w:rFonts w:hint="eastAsia" w:ascii="仿宋_GB2312" w:hAnsi="仿宋_GB2312" w:eastAsia="仿宋_GB2312" w:cs="仿宋_GB2312"/>
+          <w:kern w:val="2"/>
+          <w:sz w:val="24"/>
+          <w:szCs w:val="24"/>
+          <w:lang w:val="en-US" w:eastAsia="zh-CN" w:bidi="ar-SA"/>
+        </w:rPr>
+        <w:t>图 2 道路检测图</w:t>
       </w:r>
     </w:p>
     <w:p>
@@ -6796,22 +6694,22 @@
         <w:bidi w:val="0"/>
         <w:spacing w:beforeAutospacing="0" w:afterAutospacing="0"/>
         <w:rPr>
-          <w:rFonts w:hint="eastAsia" w:ascii="仿宋_GB2312" w:hAnsi="仿宋_GB2312" w:eastAsia="仿宋_GB2312" w:cs="仿宋_GB2312"/>
+          <w:rFonts w:hint="eastAsia" w:ascii="楷体_GB2312" w:hAnsi="楷体_GB2312" w:eastAsia="楷体_GB2312" w:cs="楷体_GB2312"/>
           <w:b w:val="0"/>
           <w:bCs w:val="0"/>
-          <w:sz w:val="24"/>
-          <w:szCs w:val="24"/>
+          <w:sz w:val="28"/>
+          <w:szCs w:val="28"/>
           <w:lang w:val="en-US" w:eastAsia="zh-CN"/>
         </w:rPr>
       </w:pPr>
       <w:bookmarkStart w:id="9" w:name="_Toc14096"/>
       <w:r>
         <w:rPr>
-          <w:rFonts w:hint="eastAsia" w:ascii="仿宋_GB2312" w:hAnsi="仿宋_GB2312" w:eastAsia="仿宋_GB2312" w:cs="仿宋_GB2312"/>
+          <w:rFonts w:hint="eastAsia" w:ascii="楷体_GB2312" w:hAnsi="楷体_GB2312" w:eastAsia="楷体_GB2312" w:cs="楷体_GB2312"/>
           <w:b w:val="0"/>
           <w:bCs w:val="0"/>
-          <w:sz w:val="24"/>
-          <w:szCs w:val="24"/>
+          <w:sz w:val="28"/>
+          <w:szCs w:val="28"/>
           <w:lang w:val="en-US" w:eastAsia="zh-CN"/>
         </w:rPr>
         <w:t>2.性能分析</w:t>
@@ -7085,22 +6983,22 @@
         <w:bidi w:val="0"/>
         <w:spacing w:beforeAutospacing="0" w:afterAutospacing="0"/>
         <w:rPr>
-          <w:rFonts w:hint="eastAsia" w:ascii="仿宋_GB2312" w:hAnsi="仿宋_GB2312" w:eastAsia="仿宋_GB2312" w:cs="仿宋_GB2312"/>
+          <w:rFonts w:hint="eastAsia" w:ascii="楷体_GB2312" w:hAnsi="楷体_GB2312" w:eastAsia="楷体_GB2312" w:cs="楷体_GB2312"/>
           <w:b w:val="0"/>
           <w:bCs w:val="0"/>
-          <w:sz w:val="24"/>
-          <w:szCs w:val="24"/>
+          <w:sz w:val="28"/>
+          <w:szCs w:val="28"/>
           <w:lang w:val="en-US" w:eastAsia="zh-CN"/>
         </w:rPr>
       </w:pPr>
       <w:bookmarkStart w:id="10" w:name="_Toc29260"/>
       <w:r>
         <w:rPr>
-          <w:rFonts w:hint="eastAsia" w:ascii="仿宋_GB2312" w:hAnsi="仿宋_GB2312" w:eastAsia="仿宋_GB2312" w:cs="仿宋_GB2312"/>
+          <w:rFonts w:hint="eastAsia" w:ascii="楷体_GB2312" w:hAnsi="楷体_GB2312" w:eastAsia="楷体_GB2312" w:cs="楷体_GB2312"/>
           <w:b w:val="0"/>
           <w:bCs w:val="0"/>
-          <w:sz w:val="24"/>
-          <w:szCs w:val="24"/>
+          <w:sz w:val="28"/>
+          <w:szCs w:val="28"/>
           <w:lang w:val="en-US" w:eastAsia="zh-CN"/>
         </w:rPr>
         <w:t>3.技术亮点</w:t>
@@ -7229,22 +7127,22 @@
         <w:bidi w:val="0"/>
         <w:spacing w:before="0" w:after="0" w:line="240" w:lineRule="auto"/>
         <w:rPr>
-          <w:rFonts w:hint="eastAsia" w:ascii="楷体_GB2312" w:hAnsi="楷体_GB2312" w:eastAsia="楷体_GB2312" w:cs="楷体_GB2312"/>
+          <w:rFonts w:hint="eastAsia" w:ascii="黑体" w:hAnsi="黑体" w:eastAsia="黑体" w:cs="黑体"/>
           <w:b w:val="0"/>
           <w:bCs/>
-          <w:sz w:val="28"/>
-          <w:szCs w:val="13"/>
+          <w:sz w:val="32"/>
+          <w:szCs w:val="15"/>
           <w:lang w:val="en-US" w:eastAsia="zh-CN"/>
         </w:rPr>
       </w:pPr>
       <w:bookmarkStart w:id="11" w:name="_Toc18989"/>
       <w:r>
         <w:rPr>
-          <w:rFonts w:hint="eastAsia" w:ascii="楷体_GB2312" w:hAnsi="楷体_GB2312" w:eastAsia="楷体_GB2312" w:cs="楷体_GB2312"/>
+          <w:rFonts w:hint="eastAsia" w:ascii="黑体" w:hAnsi="黑体" w:eastAsia="黑体" w:cs="黑体"/>
           <w:b w:val="0"/>
           <w:bCs/>
-          <w:sz w:val="28"/>
-          <w:szCs w:val="13"/>
+          <w:sz w:val="32"/>
+          <w:szCs w:val="15"/>
           <w:lang w:val="en-US" w:eastAsia="zh-CN"/>
         </w:rPr>
         <w:t>五、实验总结</w:t>
@@ -7257,56 +7155,27 @@
         <w:bidi w:val="0"/>
         <w:spacing w:beforeAutospacing="0" w:afterAutospacing="0"/>
         <w:rPr>
-          <w:rFonts w:hint="eastAsia" w:ascii="仿宋_GB2312" w:hAnsi="仿宋_GB2312" w:eastAsia="仿宋_GB2312" w:cs="仿宋_GB2312"/>
+          <w:rFonts w:hint="eastAsia" w:ascii="楷体_GB2312" w:hAnsi="楷体_GB2312" w:eastAsia="楷体_GB2312" w:cs="楷体_GB2312"/>
           <w:b w:val="0"/>
           <w:bCs w:val="0"/>
-          <w:sz w:val="24"/>
-          <w:szCs w:val="24"/>
+          <w:sz w:val="28"/>
+          <w:szCs w:val="28"/>
           <w:lang w:val="en-US" w:eastAsia="zh-CN"/>
         </w:rPr>
       </w:pPr>
       <w:bookmarkStart w:id="12" w:name="_Toc28158"/>
       <w:r>
         <w:rPr>
-          <w:rFonts w:hint="eastAsia" w:ascii="仿宋_GB2312" w:hAnsi="仿宋_GB2312" w:eastAsia="仿宋_GB2312" w:cs="仿宋_GB2312"/>
+          <w:rFonts w:hint="eastAsia" w:ascii="楷体_GB2312" w:hAnsi="楷体_GB2312" w:eastAsia="楷体_GB2312" w:cs="楷体_GB2312"/>
           <w:b w:val="0"/>
           <w:bCs w:val="0"/>
-          <w:sz w:val="24"/>
-          <w:szCs w:val="24"/>
+          <w:sz w:val="28"/>
+          <w:szCs w:val="28"/>
           <w:lang w:val="en-US" w:eastAsia="zh-CN"/>
         </w:rPr>
         <w:t>1.实验收获</w:t>
       </w:r>
       <w:bookmarkEnd w:id="12"/>
-    </w:p>
-    <w:p>
-      <w:pPr>
-        <w:widowControl w:val="0"/>
-        <w:numPr>
-          <w:ilvl w:val="0"/>
-          <w:numId w:val="0"/>
-        </w:numPr>
-        <w:bidi w:val="0"/>
-        <w:ind w:leftChars="0"/>
-        <w:jc w:val="left"/>
-        <w:rPr>
-          <w:rFonts w:hint="default" w:ascii="仿宋_GB2312" w:hAnsi="仿宋_GB2312" w:eastAsia="仿宋_GB2312" w:cs="仿宋_GB2312"/>
-          <w:kern w:val="2"/>
-          <w:sz w:val="24"/>
-          <w:szCs w:val="24"/>
-          <w:lang w:val="en-US" w:eastAsia="zh-CN" w:bidi="ar-SA"/>
-        </w:rPr>
-      </w:pPr>
-      <w:r>
-        <w:rPr>
-          <w:rFonts w:hint="default" w:ascii="仿宋_GB2312" w:hAnsi="仿宋_GB2312" w:eastAsia="仿宋_GB2312" w:cs="仿宋_GB2312"/>
-          <w:kern w:val="2"/>
-          <w:sz w:val="24"/>
-          <w:szCs w:val="24"/>
-          <w:lang w:val="en-US" w:eastAsia="zh-CN" w:bidi="ar-SA"/>
-        </w:rPr>
-        <w:t>通过本次实验，我深入理解了：</w:t>
-      </w:r>
     </w:p>
     <w:p>
       <w:pPr>
@@ -7430,22 +7299,22 @@
         <w:bidi w:val="0"/>
         <w:spacing w:beforeAutospacing="0" w:afterAutospacing="0"/>
         <w:rPr>
-          <w:rFonts w:hint="eastAsia" w:ascii="仿宋_GB2312" w:hAnsi="仿宋_GB2312" w:eastAsia="仿宋_GB2312" w:cs="仿宋_GB2312"/>
+          <w:rFonts w:hint="eastAsia" w:ascii="楷体_GB2312" w:hAnsi="楷体_GB2312" w:eastAsia="楷体_GB2312" w:cs="楷体_GB2312"/>
           <w:b w:val="0"/>
           <w:bCs w:val="0"/>
-          <w:sz w:val="24"/>
-          <w:szCs w:val="24"/>
+          <w:sz w:val="28"/>
+          <w:szCs w:val="28"/>
           <w:lang w:val="en-US" w:eastAsia="zh-CN"/>
         </w:rPr>
       </w:pPr>
       <w:bookmarkStart w:id="13" w:name="_Toc26529"/>
       <w:r>
         <w:rPr>
-          <w:rFonts w:hint="eastAsia" w:ascii="仿宋_GB2312" w:hAnsi="仿宋_GB2312" w:eastAsia="仿宋_GB2312" w:cs="仿宋_GB2312"/>
+          <w:rFonts w:hint="eastAsia" w:ascii="楷体_GB2312" w:hAnsi="楷体_GB2312" w:eastAsia="楷体_GB2312" w:cs="楷体_GB2312"/>
           <w:b w:val="0"/>
           <w:bCs w:val="0"/>
-          <w:sz w:val="24"/>
-          <w:szCs w:val="24"/>
+          <w:sz w:val="28"/>
+          <w:szCs w:val="28"/>
           <w:lang w:val="en-US" w:eastAsia="zh-CN"/>
         </w:rPr>
         <w:t>2.改进方向</w:t>
@@ -7470,6 +7339,16 @@
           <w:lang w:val="en-US" w:eastAsia="zh-CN" w:bidi="ar-SA"/>
         </w:rPr>
       </w:pPr>
+      <w:r>
+        <w:rPr>
+          <w:rFonts w:hint="eastAsia" w:ascii="仿宋_GB2312" w:hAnsi="仿宋_GB2312" w:eastAsia="仿宋_GB2312" w:cs="仿宋_GB2312"/>
+          <w:kern w:val="2"/>
+          <w:sz w:val="24"/>
+          <w:szCs w:val="24"/>
+          <w:lang w:val="en-US" w:eastAsia="zh-CN" w:bidi="ar-SA"/>
+        </w:rPr>
+        <w:t xml:space="preserve">2.1 </w:t>
+      </w:r>
       <w:r>
         <w:rPr>
           <w:rFonts w:hint="default" w:ascii="仿宋_GB2312" w:hAnsi="仿宋_GB2312" w:eastAsia="仿宋_GB2312" w:cs="仿宋_GB2312"/>
@@ -7501,6 +7380,16 @@
       </w:pPr>
       <w:r>
         <w:rPr>
+          <w:rFonts w:hint="eastAsia" w:ascii="仿宋_GB2312" w:hAnsi="仿宋_GB2312" w:eastAsia="仿宋_GB2312" w:cs="仿宋_GB2312"/>
+          <w:kern w:val="2"/>
+          <w:sz w:val="24"/>
+          <w:szCs w:val="24"/>
+          <w:lang w:val="en-US" w:eastAsia="zh-CN" w:bidi="ar-SA"/>
+        </w:rPr>
+        <w:t xml:space="preserve">2.2 </w:t>
+      </w:r>
+      <w:r>
+        <w:rPr>
           <w:rFonts w:hint="default" w:ascii="仿宋_GB2312" w:hAnsi="仿宋_GB2312" w:eastAsia="仿宋_GB2312" w:cs="仿宋_GB2312"/>
           <w:kern w:val="2"/>
           <w:sz w:val="24"/>
@@ -7528,6 +7417,16 @@
           <w:lang w:val="en-US" w:eastAsia="zh-CN" w:bidi="ar-SA"/>
         </w:rPr>
       </w:pPr>
+      <w:r>
+        <w:rPr>
+          <w:rFonts w:hint="eastAsia" w:ascii="仿宋_GB2312" w:hAnsi="仿宋_GB2312" w:eastAsia="仿宋_GB2312" w:cs="仿宋_GB2312"/>
+          <w:kern w:val="2"/>
+          <w:sz w:val="24"/>
+          <w:szCs w:val="24"/>
+          <w:lang w:val="en-US" w:eastAsia="zh-CN" w:bidi="ar-SA"/>
+        </w:rPr>
+        <w:t xml:space="preserve">2.3 </w:t>
+      </w:r>
       <w:r>
         <w:rPr>
           <w:rFonts w:hint="default" w:ascii="仿宋_GB2312" w:hAnsi="仿宋_GB2312" w:eastAsia="仿宋_GB2312" w:cs="仿宋_GB2312"/>
@@ -7559,6 +7458,16 @@
       </w:pPr>
       <w:r>
         <w:rPr>
+          <w:rFonts w:hint="eastAsia" w:ascii="仿宋_GB2312" w:hAnsi="仿宋_GB2312" w:eastAsia="仿宋_GB2312" w:cs="仿宋_GB2312"/>
+          <w:kern w:val="2"/>
+          <w:sz w:val="24"/>
+          <w:szCs w:val="24"/>
+          <w:lang w:val="en-US" w:eastAsia="zh-CN" w:bidi="ar-SA"/>
+        </w:rPr>
+        <w:t xml:space="preserve">2.4 </w:t>
+      </w:r>
+      <w:r>
+        <w:rPr>
           <w:rFonts w:hint="default" w:ascii="仿宋_GB2312" w:hAnsi="仿宋_GB2312" w:eastAsia="仿宋_GB2312" w:cs="仿宋_GB2312"/>
           <w:kern w:val="2"/>
           <w:sz w:val="24"/>
@@ -7574,22 +7483,22 @@
         <w:bidi w:val="0"/>
         <w:spacing w:beforeAutospacing="0" w:afterAutospacing="0"/>
         <w:rPr>
-          <w:rFonts w:hint="eastAsia" w:ascii="仿宋_GB2312" w:hAnsi="仿宋_GB2312" w:eastAsia="仿宋_GB2312" w:cs="仿宋_GB2312"/>
+          <w:rFonts w:hint="eastAsia" w:ascii="楷体_GB2312" w:hAnsi="楷体_GB2312" w:eastAsia="楷体_GB2312" w:cs="楷体_GB2312"/>
           <w:b w:val="0"/>
           <w:bCs w:val="0"/>
-          <w:sz w:val="24"/>
-          <w:szCs w:val="24"/>
+          <w:sz w:val="28"/>
+          <w:szCs w:val="28"/>
           <w:lang w:val="en-US" w:eastAsia="zh-CN"/>
         </w:rPr>
       </w:pPr>
       <w:bookmarkStart w:id="14" w:name="_Toc21795"/>
       <w:r>
         <w:rPr>
-          <w:rFonts w:hint="eastAsia" w:ascii="仿宋_GB2312" w:hAnsi="仿宋_GB2312" w:eastAsia="仿宋_GB2312" w:cs="仿宋_GB2312"/>
+          <w:rFonts w:hint="eastAsia" w:ascii="楷体_GB2312" w:hAnsi="楷体_GB2312" w:eastAsia="楷体_GB2312" w:cs="楷体_GB2312"/>
           <w:b w:val="0"/>
           <w:bCs w:val="0"/>
-          <w:sz w:val="24"/>
-          <w:szCs w:val="24"/>
+          <w:sz w:val="28"/>
+          <w:szCs w:val="28"/>
           <w:lang w:val="en-US" w:eastAsia="zh-CN"/>
         </w:rPr>
         <w:t>3.应用前景</w:t>
@@ -7751,22 +7660,22 @@
         <w:bidi w:val="0"/>
         <w:spacing w:before="0" w:after="0" w:line="240" w:lineRule="auto"/>
         <w:rPr>
-          <w:rFonts w:hint="eastAsia" w:ascii="楷体_GB2312" w:hAnsi="楷体_GB2312" w:eastAsia="楷体_GB2312" w:cs="楷体_GB2312"/>
+          <w:rFonts w:hint="eastAsia" w:ascii="黑体" w:hAnsi="黑体" w:eastAsia="黑体" w:cs="黑体"/>
           <w:b w:val="0"/>
           <w:bCs/>
-          <w:sz w:val="28"/>
-          <w:szCs w:val="13"/>
+          <w:sz w:val="32"/>
+          <w:szCs w:val="15"/>
           <w:lang w:val="en-US" w:eastAsia="zh-CN"/>
         </w:rPr>
       </w:pPr>
       <w:bookmarkStart w:id="15" w:name="_Toc8265"/>
       <w:r>
         <w:rPr>
-          <w:rFonts w:hint="eastAsia" w:ascii="楷体_GB2312" w:hAnsi="楷体_GB2312" w:eastAsia="楷体_GB2312" w:cs="楷体_GB2312"/>
+          <w:rFonts w:hint="eastAsia" w:ascii="黑体" w:hAnsi="黑体" w:eastAsia="黑体" w:cs="黑体"/>
           <w:b w:val="0"/>
           <w:bCs/>
-          <w:sz w:val="28"/>
-          <w:szCs w:val="13"/>
+          <w:sz w:val="32"/>
+          <w:szCs w:val="15"/>
           <w:lang w:val="en-US" w:eastAsia="zh-CN"/>
         </w:rPr>
         <w:t>附录</w:t>
@@ -7779,22 +7688,22 @@
         <w:bidi w:val="0"/>
         <w:spacing w:beforeAutospacing="0" w:afterAutospacing="0"/>
         <w:rPr>
-          <w:rFonts w:hint="eastAsia" w:ascii="仿宋_GB2312" w:hAnsi="仿宋_GB2312" w:eastAsia="仿宋_GB2312" w:cs="仿宋_GB2312"/>
+          <w:rFonts w:hint="eastAsia" w:ascii="楷体_GB2312" w:hAnsi="楷体_GB2312" w:eastAsia="楷体_GB2312" w:cs="楷体_GB2312"/>
           <w:b w:val="0"/>
           <w:bCs w:val="0"/>
-          <w:sz w:val="24"/>
-          <w:szCs w:val="24"/>
+          <w:sz w:val="28"/>
+          <w:szCs w:val="28"/>
           <w:lang w:val="en-US" w:eastAsia="zh-CN"/>
         </w:rPr>
       </w:pPr>
       <w:bookmarkStart w:id="16" w:name="_Toc23299"/>
       <w:r>
         <w:rPr>
-          <w:rFonts w:hint="eastAsia" w:ascii="仿宋_GB2312" w:hAnsi="仿宋_GB2312" w:eastAsia="仿宋_GB2312" w:cs="仿宋_GB2312"/>
+          <w:rFonts w:hint="eastAsia" w:ascii="楷体_GB2312" w:hAnsi="楷体_GB2312" w:eastAsia="楷体_GB2312" w:cs="楷体_GB2312"/>
           <w:b w:val="0"/>
           <w:bCs w:val="0"/>
-          <w:sz w:val="24"/>
-          <w:szCs w:val="24"/>
+          <w:sz w:val="28"/>
+          <w:szCs w:val="28"/>
           <w:lang w:val="en-US" w:eastAsia="zh-CN"/>
         </w:rPr>
         <w:t>1.完整代码</w:t>
@@ -22322,22 +22231,22 @@
         <w:bidi w:val="0"/>
         <w:spacing w:beforeAutospacing="0" w:afterAutospacing="0"/>
         <w:rPr>
-          <w:rFonts w:hint="eastAsia" w:ascii="仿宋_GB2312" w:hAnsi="仿宋_GB2312" w:eastAsia="仿宋_GB2312" w:cs="仿宋_GB2312"/>
+          <w:rFonts w:hint="eastAsia" w:ascii="楷体_GB2312" w:hAnsi="楷体_GB2312" w:eastAsia="楷体_GB2312" w:cs="楷体_GB2312"/>
           <w:b w:val="0"/>
           <w:bCs w:val="0"/>
-          <w:sz w:val="24"/>
-          <w:szCs w:val="24"/>
+          <w:sz w:val="28"/>
+          <w:szCs w:val="28"/>
           <w:lang w:val="en-US" w:eastAsia="zh-CN"/>
         </w:rPr>
       </w:pPr>
       <w:bookmarkStart w:id="17" w:name="_Toc4290"/>
       <w:r>
         <w:rPr>
-          <w:rFonts w:hint="eastAsia" w:ascii="仿宋_GB2312" w:hAnsi="仿宋_GB2312" w:eastAsia="仿宋_GB2312" w:cs="仿宋_GB2312"/>
+          <w:rFonts w:hint="eastAsia" w:ascii="楷体_GB2312" w:hAnsi="楷体_GB2312" w:eastAsia="楷体_GB2312" w:cs="楷体_GB2312"/>
           <w:b w:val="0"/>
           <w:bCs w:val="0"/>
-          <w:sz w:val="24"/>
-          <w:szCs w:val="24"/>
+          <w:sz w:val="28"/>
+          <w:szCs w:val="28"/>
           <w:lang w:val="en-US" w:eastAsia="zh-CN"/>
         </w:rPr>
         <w:t>2.关键函数说明</w:t>
@@ -22503,6 +22412,8 @@
         </w:rPr>
         <w:t>推送至GitHub仓库：</w:t>
       </w:r>
+      <w:bookmarkStart w:id="18" w:name="_GoBack"/>
+      <w:bookmarkEnd w:id="18"/>
       <w:r>
         <w:rPr>
           <w:rFonts w:hint="default" w:ascii="仿宋_GB2312" w:hAnsi="仿宋_GB2312" w:eastAsia="仿宋_GB2312" w:cs="仿宋_GB2312"/>
@@ -23541,7 +23452,7 @@
 
 <file path=customXml/item2.xml><?xml version="1.0" encoding="utf-8"?>
 <wpscustomsdt:customSdtData xmlns="http://www.wps.cn/officeDocument/2025/customizeSdt" xmlns:wpscustomsdt="http://www.wps.cn/officeDocument/2025/customizeSdt">
-  <wpscustomsdt:sdtItem id="147464821" type="1" data="{&quot;codeLang&quot;:&quot;TOML&quot;,&quot;isDarkTheme&quot;:0}"/>
+  <wpscustomsdt:sdtItem id="147464821" type="1" data="{&quot;codeLang&quot;:&quot;Python&quot;,&quot;isDarkTheme&quot;:0}"/>
   <wpscustomsdt:sdtItem id="147463651" type="1" data="{&quot;codeLang&quot;:&quot;Python&quot;,&quot;isDarkTheme&quot;:0}"/>
 </wpscustomsdt:customSdtData>
 </file>
